--- a/documentation/SOP/DOCX_v11/SOP_Tipper_DailyIndicatorTips.docx
+++ b/documentation/SOP/DOCX_v11/SOP_Tipper_DailyIndicatorTips.docx
@@ -17,7 +17,7 @@
         <mc:AlternateContent>
           <mc:Choice Requires="wps">
             <w:drawing>
-              <wp:anchor distT="0" distB="0" distL="114300" distR="114300" simplePos="0" relativeHeight="251662337" behindDoc="0" locked="0" layoutInCell="1" allowOverlap="1" wp14:anchorId="42ED94C4" wp14:editId="2F71024A">
+              <wp:anchor distT="0" distB="0" distL="114300" distR="114300" simplePos="0" relativeHeight="251662337" behindDoc="0" locked="0" layoutInCell="1" allowOverlap="1" wp14:anchorId="0CE84385" wp14:editId="45730FB8">
                 <wp:simplePos x="0" y="0"/>
                 <wp:positionH relativeFrom="column">
                   <wp:posOffset>-914400</wp:posOffset>
@@ -53,6 +53,7 @@
                             <w:pPr>
                               <w:jc w:val="center"/>
                             </w:pPr>
+                            <w:proofErr w:type="gramStart"/>
                             <w:r>
                               <w:rPr>
                                 <w:rFonts w:ascii="Poppins ExtraBold" w:hAnsi="Poppins ExtraBold" w:cs="Poppins ExtraBold"/>
@@ -60,6 +61,7 @@
                               </w:rPr>
                               <w:t>TLP:AMBER</w:t>
                             </w:r>
+                            <w:proofErr w:type="gramEnd"/>
                           </w:p>
                         </w:txbxContent>
                       </wps:txbx>
@@ -117,7 +119,7 @@
           <w:sz w:val="56"/>
         </w:rPr>
         <w:drawing>
-          <wp:anchor distT="0" distB="0" distL="114300" distR="114300" simplePos="0" relativeHeight="251658241" behindDoc="0" locked="0" layoutInCell="1" allowOverlap="1" wp14:anchorId="1D71979E" wp14:editId="29D24DDC">
+          <wp:anchor distT="0" distB="0" distL="114300" distR="114300" simplePos="0" relativeHeight="251658241" behindDoc="0" locked="0" layoutInCell="1" allowOverlap="1" wp14:anchorId="6A2EEDD8" wp14:editId="256755CE">
             <wp:simplePos x="0" y="0"/>
             <wp:positionH relativeFrom="margin">
               <wp:posOffset>0</wp:posOffset>
@@ -192,7 +194,7 @@
         <mc:AlternateContent>
           <mc:Choice Requires="wps">
             <w:drawing>
-              <wp:anchor distT="0" distB="0" distL="114300" distR="114300" simplePos="0" relativeHeight="251658240" behindDoc="1" locked="1" layoutInCell="1" allowOverlap="1" wp14:anchorId="0401B303" wp14:editId="503D3582">
+              <wp:anchor distT="0" distB="0" distL="114300" distR="114300" simplePos="0" relativeHeight="251658240" behindDoc="1" locked="1" layoutInCell="1" allowOverlap="1" wp14:anchorId="08538D9D" wp14:editId="086C8858">
                 <wp:simplePos x="0" y="0"/>
                 <wp:positionH relativeFrom="page">
                   <wp:posOffset>0</wp:posOffset>
@@ -308,7 +310,7 @@
           <w:szCs w:val="56"/>
         </w:rPr>
         <w:drawing>
-          <wp:anchor distT="0" distB="0" distL="114300" distR="114300" simplePos="0" relativeHeight="251660289" behindDoc="0" locked="0" layoutInCell="1" allowOverlap="1" wp14:anchorId="573A97A3" wp14:editId="7DD83921">
+          <wp:anchor distT="0" distB="0" distL="114300" distR="114300" simplePos="0" relativeHeight="251660289" behindDoc="0" locked="0" layoutInCell="1" allowOverlap="1" wp14:anchorId="46B7564F" wp14:editId="0276F356">
             <wp:simplePos x="0" y="0"/>
             <wp:positionH relativeFrom="column">
               <wp:posOffset>104774</wp:posOffset>
@@ -401,7 +403,7 @@
         <mc:AlternateContent>
           <mc:Choice Requires="wps">
             <w:drawing>
-              <wp:anchor distT="0" distB="0" distL="114300" distR="114300" simplePos="0" relativeHeight="251661313" behindDoc="0" locked="0" layoutInCell="1" allowOverlap="1" wp14:anchorId="6B149CEC" wp14:editId="10D50658">
+              <wp:anchor distT="0" distB="0" distL="114300" distR="114300" simplePos="0" relativeHeight="251661313" behindDoc="0" locked="0" layoutInCell="1" allowOverlap="1" wp14:anchorId="2861ED88" wp14:editId="4FE2323B">
                 <wp:simplePos x="0" y="0"/>
                 <wp:positionH relativeFrom="column">
                   <wp:posOffset>0</wp:posOffset>
@@ -560,8 +562,6 @@
       </w:pPr>
       <w:r>
         <w:t>Version 1.0</w:t>
-      </w:r>
-      <w:r>
         <w:br/>
         <w:t>April 2026</w:t>
       </w:r>
@@ -603,7 +603,491 @@
             <w:t>ts</w:t>
           </w:r>
         </w:p>
-        <w:p/>
+        <w:p>
+          <w:pPr>
+            <w:pStyle w:val="TOC2"/>
+            <w:rPr>
+              <w:rFonts w:asciiTheme="minorHAnsi" w:eastAsiaTheme="minorEastAsia" w:hAnsiTheme="minorHAnsi" w:cstheme="minorBidi"/>
+              <w:b w:val="0"/>
+              <w:i w:val="0"/>
+              <w:iCs w:val="0"/>
+              <w:noProof/>
+              <w:color w:val="auto"/>
+              <w:kern w:val="2"/>
+              <w:sz w:val="24"/>
+              <w:szCs w:val="24"/>
+              <w14:ligatures w14:val="standardContextual"/>
+            </w:rPr>
+          </w:pPr>
+          <w:r>
+            <w:rPr>
+              <w:rFonts w:ascii="Nirmala UI" w:hAnsi="Nirmala UI" w:cs="Nirmala UI"/>
+              <w:i w:val="0"/>
+              <w:iCs w:val="0"/>
+            </w:rPr>
+            <w:fldChar w:fldCharType="begin"/>
+          </w:r>
+          <w:r>
+            <w:rPr>
+              <w:rFonts w:ascii="Nirmala UI" w:hAnsi="Nirmala UI" w:cs="Nirmala UI"/>
+              <w:i w:val="0"/>
+              <w:iCs w:val="0"/>
+            </w:rPr>
+            <w:instrText xml:space="preserve"> TOC \o "1-3" \h \z \u </w:instrText>
+          </w:r>
+          <w:r>
+            <w:rPr>
+              <w:rFonts w:ascii="Nirmala UI" w:hAnsi="Nirmala UI" w:cs="Nirmala UI"/>
+              <w:i w:val="0"/>
+              <w:iCs w:val="0"/>
+            </w:rPr>
+            <w:fldChar w:fldCharType="separate"/>
+          </w:r>
+          <w:hyperlink w:anchor="_Toc225922823" w:history="1">
+            <w:r>
+              <w:rPr>
+                <w:rStyle w:val="Hyperlink"/>
+                <w:rFonts w:ascii="Nirmala UI" w:hAnsi="Nirmala UI" w:cs="Nirmala UI"/>
+                <w:noProof/>
+              </w:rPr>
+              <w:t>Purpose</w:t>
+            </w:r>
+            <w:r>
+              <w:rPr>
+                <w:noProof/>
+                <w:webHidden/>
+              </w:rPr>
+              <w:tab/>
+            </w:r>
+            <w:r>
+              <w:rPr>
+                <w:noProof/>
+                <w:webHidden/>
+              </w:rPr>
+              <w:fldChar w:fldCharType="begin"/>
+            </w:r>
+            <w:r>
+              <w:rPr>
+                <w:noProof/>
+                <w:webHidden/>
+              </w:rPr>
+              <w:instrText xml:space="preserve"> PAGEREF _Toc225922823 \h </w:instrText>
+            </w:r>
+            <w:r>
+              <w:rPr>
+                <w:noProof/>
+                <w:webHidden/>
+              </w:rPr>
+            </w:r>
+            <w:r>
+              <w:rPr>
+                <w:noProof/>
+                <w:webHidden/>
+              </w:rPr>
+              <w:fldChar w:fldCharType="separate"/>
+            </w:r>
+            <w:r>
+              <w:rPr>
+                <w:noProof/>
+                <w:webHidden/>
+              </w:rPr>
+              <w:t>3</w:t>
+            </w:r>
+            <w:r>
+              <w:rPr>
+                <w:noProof/>
+                <w:webHidden/>
+              </w:rPr>
+              <w:fldChar w:fldCharType="end"/>
+            </w:r>
+          </w:hyperlink>
+        </w:p>
+        <w:p>
+          <w:pPr>
+            <w:pStyle w:val="TOC2"/>
+            <w:rPr>
+              <w:rFonts w:asciiTheme="minorHAnsi" w:eastAsiaTheme="minorEastAsia" w:hAnsiTheme="minorHAnsi" w:cstheme="minorBidi"/>
+              <w:b w:val="0"/>
+              <w:i w:val="0"/>
+              <w:iCs w:val="0"/>
+              <w:noProof/>
+              <w:color w:val="auto"/>
+              <w:kern w:val="2"/>
+              <w:sz w:val="24"/>
+              <w:szCs w:val="24"/>
+              <w14:ligatures w14:val="standardContextual"/>
+            </w:rPr>
+          </w:pPr>
+          <w:hyperlink w:anchor="_Toc225922824" w:history="1">
+            <w:r>
+              <w:rPr>
+                <w:rStyle w:val="Hyperlink"/>
+                <w:rFonts w:ascii="Nirmala UI" w:hAnsi="Nirmala UI" w:cs="Nirmala UI"/>
+                <w:noProof/>
+              </w:rPr>
+              <w:t>Phase 1: Production and Initial Review</w:t>
+            </w:r>
+            <w:r>
+              <w:rPr>
+                <w:noProof/>
+                <w:webHidden/>
+              </w:rPr>
+              <w:tab/>
+            </w:r>
+            <w:r>
+              <w:rPr>
+                <w:noProof/>
+                <w:webHidden/>
+              </w:rPr>
+              <w:fldChar w:fldCharType="begin"/>
+            </w:r>
+            <w:r>
+              <w:rPr>
+                <w:noProof/>
+                <w:webHidden/>
+              </w:rPr>
+              <w:instrText xml:space="preserve"> PAGEREF _Toc225922824 \h </w:instrText>
+            </w:r>
+            <w:r>
+              <w:rPr>
+                <w:noProof/>
+                <w:webHidden/>
+              </w:rPr>
+            </w:r>
+            <w:r>
+              <w:rPr>
+                <w:noProof/>
+                <w:webHidden/>
+              </w:rPr>
+              <w:fldChar w:fldCharType="separate"/>
+            </w:r>
+            <w:r>
+              <w:rPr>
+                <w:noProof/>
+                <w:webHidden/>
+              </w:rPr>
+              <w:t>3</w:t>
+            </w:r>
+            <w:r>
+              <w:rPr>
+                <w:noProof/>
+                <w:webHidden/>
+              </w:rPr>
+              <w:fldChar w:fldCharType="end"/>
+            </w:r>
+          </w:hyperlink>
+        </w:p>
+        <w:p>
+          <w:pPr>
+            <w:pStyle w:val="TOC2"/>
+            <w:rPr>
+              <w:rFonts w:asciiTheme="minorHAnsi" w:eastAsiaTheme="minorEastAsia" w:hAnsiTheme="minorHAnsi" w:cstheme="minorBidi"/>
+              <w:b w:val="0"/>
+              <w:i w:val="0"/>
+              <w:iCs w:val="0"/>
+              <w:noProof/>
+              <w:color w:val="auto"/>
+              <w:kern w:val="2"/>
+              <w:sz w:val="24"/>
+              <w:szCs w:val="24"/>
+              <w14:ligatures w14:val="standardContextual"/>
+            </w:rPr>
+          </w:pPr>
+          <w:hyperlink w:anchor="_Toc225922825" w:history="1">
+            <w:r>
+              <w:rPr>
+                <w:rStyle w:val="Hyperlink"/>
+                <w:rFonts w:ascii="Nirmala UI" w:hAnsi="Nirmala UI" w:cs="Nirmala UI"/>
+                <w:noProof/>
+              </w:rPr>
+              <w:t>Phase 2: Finalization and Conversion</w:t>
+            </w:r>
+            <w:r>
+              <w:rPr>
+                <w:noProof/>
+                <w:webHidden/>
+              </w:rPr>
+              <w:tab/>
+            </w:r>
+            <w:r>
+              <w:rPr>
+                <w:noProof/>
+                <w:webHidden/>
+              </w:rPr>
+              <w:fldChar w:fldCharType="begin"/>
+            </w:r>
+            <w:r>
+              <w:rPr>
+                <w:noProof/>
+                <w:webHidden/>
+              </w:rPr>
+              <w:instrText xml:space="preserve"> PAGEREF _Toc225922825 \h </w:instrText>
+            </w:r>
+            <w:r>
+              <w:rPr>
+                <w:noProof/>
+                <w:webHidden/>
+              </w:rPr>
+            </w:r>
+            <w:r>
+              <w:rPr>
+                <w:noProof/>
+                <w:webHidden/>
+              </w:rPr>
+              <w:fldChar w:fldCharType="separate"/>
+            </w:r>
+            <w:r>
+              <w:rPr>
+                <w:noProof/>
+                <w:webHidden/>
+              </w:rPr>
+              <w:t>3</w:t>
+            </w:r>
+            <w:r>
+              <w:rPr>
+                <w:noProof/>
+                <w:webHidden/>
+              </w:rPr>
+              <w:fldChar w:fldCharType="end"/>
+            </w:r>
+          </w:hyperlink>
+        </w:p>
+        <w:p>
+          <w:pPr>
+            <w:pStyle w:val="TOC2"/>
+            <w:rPr>
+              <w:rFonts w:asciiTheme="minorHAnsi" w:eastAsiaTheme="minorEastAsia" w:hAnsiTheme="minorHAnsi" w:cstheme="minorBidi"/>
+              <w:b w:val="0"/>
+              <w:i w:val="0"/>
+              <w:iCs w:val="0"/>
+              <w:noProof/>
+              <w:color w:val="auto"/>
+              <w:kern w:val="2"/>
+              <w:sz w:val="24"/>
+              <w:szCs w:val="24"/>
+              <w14:ligatures w14:val="standardContextual"/>
+            </w:rPr>
+          </w:pPr>
+          <w:hyperlink w:anchor="_Toc225922826" w:history="1">
+            <w:r>
+              <w:rPr>
+                <w:rStyle w:val="Hyperlink"/>
+                <w:rFonts w:ascii="Nirmala UI" w:hAnsi="Nirmala UI" w:cs="Nirmala UI"/>
+                <w:noProof/>
+              </w:rPr>
+              <w:t>Phase 3: Peer Review and Email Distribution</w:t>
+            </w:r>
+            <w:r>
+              <w:rPr>
+                <w:noProof/>
+                <w:webHidden/>
+              </w:rPr>
+              <w:tab/>
+            </w:r>
+            <w:r>
+              <w:rPr>
+                <w:noProof/>
+                <w:webHidden/>
+              </w:rPr>
+              <w:fldChar w:fldCharType="begin"/>
+            </w:r>
+            <w:r>
+              <w:rPr>
+                <w:noProof/>
+                <w:webHidden/>
+              </w:rPr>
+              <w:instrText xml:space="preserve"> PAGEREF _Toc225922826 \h </w:instrText>
+            </w:r>
+            <w:r>
+              <w:rPr>
+                <w:noProof/>
+                <w:webHidden/>
+              </w:rPr>
+            </w:r>
+            <w:r>
+              <w:rPr>
+                <w:noProof/>
+                <w:webHidden/>
+              </w:rPr>
+              <w:fldChar w:fldCharType="separate"/>
+            </w:r>
+            <w:r>
+              <w:rPr>
+                <w:noProof/>
+                <w:webHidden/>
+              </w:rPr>
+              <w:t>3</w:t>
+            </w:r>
+            <w:r>
+              <w:rPr>
+                <w:noProof/>
+                <w:webHidden/>
+              </w:rPr>
+              <w:fldChar w:fldCharType="end"/>
+            </w:r>
+          </w:hyperlink>
+        </w:p>
+        <w:p>
+          <w:pPr>
+            <w:pStyle w:val="TOC2"/>
+            <w:rPr>
+              <w:rFonts w:asciiTheme="minorHAnsi" w:eastAsiaTheme="minorEastAsia" w:hAnsiTheme="minorHAnsi" w:cstheme="minorBidi"/>
+              <w:b w:val="0"/>
+              <w:i w:val="0"/>
+              <w:iCs w:val="0"/>
+              <w:noProof/>
+              <w:color w:val="auto"/>
+              <w:kern w:val="2"/>
+              <w:sz w:val="24"/>
+              <w:szCs w:val="24"/>
+              <w14:ligatures w14:val="standardContextual"/>
+            </w:rPr>
+          </w:pPr>
+          <w:hyperlink w:anchor="_Toc225922827" w:history="1">
+            <w:r>
+              <w:rPr>
+                <w:rStyle w:val="Hyperlink"/>
+                <w:rFonts w:ascii="Nirmala UI" w:hAnsi="Nirmala UI" w:cs="Nirmala UI"/>
+                <w:noProof/>
+              </w:rPr>
+              <w:t>Maintenance: Master Recipient List</w:t>
+            </w:r>
+            <w:r>
+              <w:rPr>
+                <w:noProof/>
+                <w:webHidden/>
+              </w:rPr>
+              <w:tab/>
+            </w:r>
+            <w:r>
+              <w:rPr>
+                <w:noProof/>
+                <w:webHidden/>
+              </w:rPr>
+              <w:fldChar w:fldCharType="begin"/>
+            </w:r>
+            <w:r>
+              <w:rPr>
+                <w:noProof/>
+                <w:webHidden/>
+              </w:rPr>
+              <w:instrText xml:space="preserve"> PAGEREF _Toc225922827 \h </w:instrText>
+            </w:r>
+            <w:r>
+              <w:rPr>
+                <w:noProof/>
+                <w:webHidden/>
+              </w:rPr>
+            </w:r>
+            <w:r>
+              <w:rPr>
+                <w:noProof/>
+                <w:webHidden/>
+              </w:rPr>
+              <w:fldChar w:fldCharType="separate"/>
+            </w:r>
+            <w:r>
+              <w:rPr>
+                <w:noProof/>
+                <w:webHidden/>
+              </w:rPr>
+              <w:t>5</w:t>
+            </w:r>
+            <w:r>
+              <w:rPr>
+                <w:noProof/>
+                <w:webHidden/>
+              </w:rPr>
+              <w:fldChar w:fldCharType="end"/>
+            </w:r>
+          </w:hyperlink>
+        </w:p>
+        <w:p>
+          <w:pPr>
+            <w:pStyle w:val="TOC2"/>
+            <w:rPr>
+              <w:rFonts w:asciiTheme="minorHAnsi" w:eastAsiaTheme="minorEastAsia" w:hAnsiTheme="minorHAnsi" w:cstheme="minorBidi"/>
+              <w:b w:val="0"/>
+              <w:i w:val="0"/>
+              <w:iCs w:val="0"/>
+              <w:noProof/>
+              <w:color w:val="auto"/>
+              <w:kern w:val="2"/>
+              <w:sz w:val="24"/>
+              <w:szCs w:val="24"/>
+              <w14:ligatures w14:val="standardContextual"/>
+            </w:rPr>
+          </w:pPr>
+          <w:hyperlink w:anchor="_Toc225922828" w:history="1">
+            <w:r>
+              <w:rPr>
+                <w:rStyle w:val="Hyperlink"/>
+                <w:rFonts w:ascii="Nirmala UI" w:hAnsi="Nirmala UI" w:cs="Nirmala UI"/>
+                <w:noProof/>
+              </w:rPr>
+              <w:t>Overview of Steps, Requirements, and Responsible Party</w:t>
+            </w:r>
+            <w:r>
+              <w:rPr>
+                <w:noProof/>
+                <w:webHidden/>
+              </w:rPr>
+              <w:tab/>
+            </w:r>
+            <w:r>
+              <w:rPr>
+                <w:noProof/>
+                <w:webHidden/>
+              </w:rPr>
+              <w:fldChar w:fldCharType="begin"/>
+            </w:r>
+            <w:r>
+              <w:rPr>
+                <w:noProof/>
+                <w:webHidden/>
+              </w:rPr>
+              <w:instrText xml:space="preserve"> PAGEREF _Toc225922828 \h </w:instrText>
+            </w:r>
+            <w:r>
+              <w:rPr>
+                <w:noProof/>
+                <w:webHidden/>
+              </w:rPr>
+            </w:r>
+            <w:r>
+              <w:rPr>
+                <w:noProof/>
+                <w:webHidden/>
+              </w:rPr>
+              <w:fldChar w:fldCharType="separate"/>
+            </w:r>
+            <w:r>
+              <w:rPr>
+                <w:noProof/>
+                <w:webHidden/>
+              </w:rPr>
+              <w:t>5</w:t>
+            </w:r>
+            <w:r>
+              <w:rPr>
+                <w:noProof/>
+                <w:webHidden/>
+              </w:rPr>
+              <w:fldChar w:fldCharType="end"/>
+            </w:r>
+          </w:hyperlink>
+        </w:p>
+        <w:p>
+          <w:r>
+            <w:rPr>
+              <w:rFonts w:ascii="Nirmala UI" w:hAnsi="Nirmala UI" w:cs="Nirmala UI"/>
+              <w:b/>
+              <w:bCs/>
+              <w:noProof/>
+            </w:rPr>
+            <w:fldChar w:fldCharType="end"/>
+          </w:r>
+        </w:p>
       </w:sdtContent>
     </w:sdt>
     <w:p>
@@ -615,1959 +1099,23 @@
       <w:pPr>
         <w:pStyle w:val="Heading1"/>
       </w:pPr>
-      <w:bookmarkStart w:id="0" w:name="_Toc228190274"/>
-      <w:r>
-        <w:lastRenderedPageBreak/>
+      <w:r>
         <w:t>Table of Contents</w:t>
       </w:r>
-      <w:bookmarkEnd w:id="0"/>
-    </w:p>
-    <w:p>
-      <w:pPr>
-        <w:pStyle w:val="TOC1"/>
-        <w:rPr>
-          <w:rFonts w:asciiTheme="minorHAnsi" w:eastAsiaTheme="minorEastAsia" w:hAnsiTheme="minorHAnsi" w:cstheme="minorBidi"/>
-          <w:b w:val="0"/>
-          <w:noProof/>
-          <w:color w:val="auto"/>
-          <w:kern w:val="2"/>
-          <w:sz w:val="24"/>
-          <w:szCs w:val="24"/>
-          <w14:ligatures w14:val="standardContextual"/>
-        </w:rPr>
-      </w:pPr>
+    </w:p>
+    <w:p>
       <w:r>
         <w:fldChar w:fldCharType="begin"/>
       </w:r>
       <w:r>
-        <w:instrText>TOC \o "1-3" \h \z \u</w:instrText>
+        <w:instrText xml:space="preserve">TOC \o "1-3" \h \z \u</w:instrText>
       </w:r>
       <w:r>
         <w:fldChar w:fldCharType="separate"/>
       </w:r>
-      <w:hyperlink w:anchor="_Toc228190274" w:history="1">
-        <w:r>
-          <w:rPr>
-            <w:rStyle w:val="Hyperlink"/>
-            <w:noProof/>
-          </w:rPr>
-          <w:t>Table of Contents</w:t>
-        </w:r>
-        <w:r>
-          <w:rPr>
-            <w:noProof/>
-            <w:webHidden/>
-          </w:rPr>
-          <w:tab/>
-        </w:r>
-        <w:r>
-          <w:rPr>
-            <w:noProof/>
-            <w:webHidden/>
-          </w:rPr>
-          <w:fldChar w:fldCharType="begin"/>
-        </w:r>
-        <w:r>
-          <w:rPr>
-            <w:noProof/>
-            <w:webHidden/>
-          </w:rPr>
-          <w:instrText xml:space="preserve"> PAGEREF _Toc228190274 \h </w:instrText>
-        </w:r>
-        <w:r>
-          <w:rPr>
-            <w:noProof/>
-            <w:webHidden/>
-          </w:rPr>
-        </w:r>
-        <w:r>
-          <w:rPr>
-            <w:noProof/>
-            <w:webHidden/>
-          </w:rPr>
-          <w:fldChar w:fldCharType="separate"/>
-        </w:r>
-        <w:r>
-          <w:rPr>
-            <w:noProof/>
-            <w:webHidden/>
-          </w:rPr>
-          <w:t>2</w:t>
-        </w:r>
-        <w:r>
-          <w:rPr>
-            <w:noProof/>
-            <w:webHidden/>
-          </w:rPr>
-          <w:fldChar w:fldCharType="end"/>
-        </w:r>
-      </w:hyperlink>
-    </w:p>
-    <w:p>
-      <w:pPr>
-        <w:pStyle w:val="TOC2"/>
-        <w:rPr>
-          <w:rFonts w:asciiTheme="minorHAnsi" w:eastAsiaTheme="minorEastAsia" w:hAnsiTheme="minorHAnsi" w:cstheme="minorBidi"/>
-          <w:b w:val="0"/>
-          <w:i w:val="0"/>
-          <w:iCs w:val="0"/>
-          <w:noProof/>
-          <w:color w:val="auto"/>
-          <w:kern w:val="2"/>
-          <w:sz w:val="24"/>
-          <w:szCs w:val="24"/>
-          <w14:ligatures w14:val="standardContextual"/>
-        </w:rPr>
-      </w:pPr>
-      <w:hyperlink w:anchor="_Toc228190275" w:history="1">
-        <w:r>
-          <w:rPr>
-            <w:rStyle w:val="Hyperlink"/>
-            <w:noProof/>
-          </w:rPr>
-          <w:t>1. Purpose</w:t>
-        </w:r>
-        <w:r>
-          <w:rPr>
-            <w:noProof/>
-            <w:webHidden/>
-          </w:rPr>
-          <w:tab/>
-        </w:r>
-        <w:r>
-          <w:rPr>
-            <w:noProof/>
-            <w:webHidden/>
-          </w:rPr>
-          <w:fldChar w:fldCharType="begin"/>
-        </w:r>
-        <w:r>
-          <w:rPr>
-            <w:noProof/>
-            <w:webHidden/>
-          </w:rPr>
-          <w:instrText xml:space="preserve"> PAGEREF _Toc228190275 \h </w:instrText>
-        </w:r>
-        <w:r>
-          <w:rPr>
-            <w:noProof/>
-            <w:webHidden/>
-          </w:rPr>
-        </w:r>
-        <w:r>
-          <w:rPr>
-            <w:noProof/>
-            <w:webHidden/>
-          </w:rPr>
-          <w:fldChar w:fldCharType="separate"/>
-        </w:r>
-        <w:r>
-          <w:rPr>
-            <w:noProof/>
-            <w:webHidden/>
-          </w:rPr>
-          <w:t>3</w:t>
-        </w:r>
-        <w:r>
-          <w:rPr>
-            <w:noProof/>
-            <w:webHidden/>
-          </w:rPr>
-          <w:fldChar w:fldCharType="end"/>
-        </w:r>
-      </w:hyperlink>
-    </w:p>
-    <w:p>
-      <w:pPr>
-        <w:pStyle w:val="TOC2"/>
-        <w:rPr>
-          <w:rFonts w:asciiTheme="minorHAnsi" w:eastAsiaTheme="minorEastAsia" w:hAnsiTheme="minorHAnsi" w:cstheme="minorBidi"/>
-          <w:b w:val="0"/>
-          <w:i w:val="0"/>
-          <w:iCs w:val="0"/>
-          <w:noProof/>
-          <w:color w:val="auto"/>
-          <w:kern w:val="2"/>
-          <w:sz w:val="24"/>
-          <w:szCs w:val="24"/>
-          <w14:ligatures w14:val="standardContextual"/>
-        </w:rPr>
-      </w:pPr>
-      <w:hyperlink w:anchor="_Toc228190276" w:history="1">
-        <w:r>
-          <w:rPr>
-            <w:rStyle w:val="Hyperlink"/>
-            <w:noProof/>
-          </w:rPr>
-          <w:t>2. Scope</w:t>
-        </w:r>
-        <w:r>
-          <w:rPr>
-            <w:noProof/>
-            <w:webHidden/>
-          </w:rPr>
-          <w:tab/>
-        </w:r>
-        <w:r>
-          <w:rPr>
-            <w:noProof/>
-            <w:webHidden/>
-          </w:rPr>
-          <w:fldChar w:fldCharType="begin"/>
-        </w:r>
-        <w:r>
-          <w:rPr>
-            <w:noProof/>
-            <w:webHidden/>
-          </w:rPr>
-          <w:instrText xml:space="preserve"> PAGEREF _Toc228190276 \h </w:instrText>
-        </w:r>
-        <w:r>
-          <w:rPr>
-            <w:noProof/>
-            <w:webHidden/>
-          </w:rPr>
-        </w:r>
-        <w:r>
-          <w:rPr>
-            <w:noProof/>
-            <w:webHidden/>
-          </w:rPr>
-          <w:fldChar w:fldCharType="separate"/>
-        </w:r>
-        <w:r>
-          <w:rPr>
-            <w:noProof/>
-            <w:webHidden/>
-          </w:rPr>
-          <w:t>3</w:t>
-        </w:r>
-        <w:r>
-          <w:rPr>
-            <w:noProof/>
-            <w:webHidden/>
-          </w:rPr>
-          <w:fldChar w:fldCharType="end"/>
-        </w:r>
-      </w:hyperlink>
-    </w:p>
-    <w:p>
-      <w:pPr>
-        <w:pStyle w:val="TOC2"/>
-        <w:rPr>
-          <w:rFonts w:asciiTheme="minorHAnsi" w:eastAsiaTheme="minorEastAsia" w:hAnsiTheme="minorHAnsi" w:cstheme="minorBidi"/>
-          <w:b w:val="0"/>
-          <w:i w:val="0"/>
-          <w:iCs w:val="0"/>
-          <w:noProof/>
-          <w:color w:val="auto"/>
-          <w:kern w:val="2"/>
-          <w:sz w:val="24"/>
-          <w:szCs w:val="24"/>
-          <w14:ligatures w14:val="standardContextual"/>
-        </w:rPr>
-      </w:pPr>
-      <w:hyperlink w:anchor="_Toc228190277" w:history="1">
-        <w:r>
-          <w:rPr>
-            <w:rStyle w:val="Hyperlink"/>
-            <w:noProof/>
-          </w:rPr>
-          <w:t>3. Prerequisites</w:t>
-        </w:r>
-        <w:r>
-          <w:rPr>
-            <w:noProof/>
-            <w:webHidden/>
-          </w:rPr>
-          <w:tab/>
-        </w:r>
-        <w:r>
-          <w:rPr>
-            <w:noProof/>
-            <w:webHidden/>
-          </w:rPr>
-          <w:fldChar w:fldCharType="begin"/>
-        </w:r>
-        <w:r>
-          <w:rPr>
-            <w:noProof/>
-            <w:webHidden/>
-          </w:rPr>
-          <w:instrText xml:space="preserve"> PAGEREF _Toc228190277 \h </w:instrText>
-        </w:r>
-        <w:r>
-          <w:rPr>
-            <w:noProof/>
-            <w:webHidden/>
-          </w:rPr>
-        </w:r>
-        <w:r>
-          <w:rPr>
-            <w:noProof/>
-            <w:webHidden/>
-          </w:rPr>
-          <w:fldChar w:fldCharType="separate"/>
-        </w:r>
-        <w:r>
-          <w:rPr>
-            <w:noProof/>
-            <w:webHidden/>
-          </w:rPr>
-          <w:t>3</w:t>
-        </w:r>
-        <w:r>
-          <w:rPr>
-            <w:noProof/>
-            <w:webHidden/>
-          </w:rPr>
-          <w:fldChar w:fldCharType="end"/>
-        </w:r>
-      </w:hyperlink>
-    </w:p>
-    <w:p>
-      <w:pPr>
-        <w:pStyle w:val="TOC3"/>
-        <w:rPr>
-          <w:rFonts w:eastAsiaTheme="minorEastAsia"/>
-          <w:noProof/>
-          <w:kern w:val="2"/>
-          <w:sz w:val="24"/>
-          <w:szCs w:val="24"/>
-          <w14:ligatures w14:val="standardContextual"/>
-        </w:rPr>
-      </w:pPr>
-      <w:hyperlink w:anchor="_Toc228190278" w:history="1">
-        <w:r>
-          <w:rPr>
-            <w:rStyle w:val="Hyperlink"/>
-            <w:noProof/>
-          </w:rPr>
-          <w:t>3.1 Environment</w:t>
-        </w:r>
-        <w:r>
-          <w:rPr>
-            <w:noProof/>
-            <w:webHidden/>
-          </w:rPr>
-          <w:tab/>
-        </w:r>
-        <w:r>
-          <w:rPr>
-            <w:noProof/>
-            <w:webHidden/>
-          </w:rPr>
-          <w:fldChar w:fldCharType="begin"/>
-        </w:r>
-        <w:r>
-          <w:rPr>
-            <w:noProof/>
-            <w:webHidden/>
-          </w:rPr>
-          <w:instrText xml:space="preserve"> PAGEREF _Toc228190278 \h </w:instrText>
-        </w:r>
-        <w:r>
-          <w:rPr>
-            <w:noProof/>
-            <w:webHidden/>
-          </w:rPr>
-        </w:r>
-        <w:r>
-          <w:rPr>
-            <w:noProof/>
-            <w:webHidden/>
-          </w:rPr>
-          <w:fldChar w:fldCharType="separate"/>
-        </w:r>
-        <w:r>
-          <w:rPr>
-            <w:noProof/>
-            <w:webHidden/>
-          </w:rPr>
-          <w:t>3</w:t>
-        </w:r>
-        <w:r>
-          <w:rPr>
-            <w:noProof/>
-            <w:webHidden/>
-          </w:rPr>
-          <w:fldChar w:fldCharType="end"/>
-        </w:r>
-      </w:hyperlink>
-    </w:p>
-    <w:p>
-      <w:pPr>
-        <w:pStyle w:val="TOC3"/>
-        <w:rPr>
-          <w:rFonts w:eastAsiaTheme="minorEastAsia"/>
-          <w:noProof/>
-          <w:kern w:val="2"/>
-          <w:sz w:val="24"/>
-          <w:szCs w:val="24"/>
-          <w14:ligatures w14:val="standardContextual"/>
-        </w:rPr>
-      </w:pPr>
-      <w:hyperlink w:anchor="_Toc228190279" w:history="1">
-        <w:r>
-          <w:rPr>
-            <w:rStyle w:val="Hyperlink"/>
-            <w:noProof/>
-          </w:rPr>
-          <w:t>3.2 Configuration File</w:t>
-        </w:r>
-        <w:r>
-          <w:rPr>
-            <w:noProof/>
-            <w:webHidden/>
-          </w:rPr>
-          <w:tab/>
-        </w:r>
-        <w:r>
-          <w:rPr>
-            <w:noProof/>
-            <w:webHidden/>
-          </w:rPr>
-          <w:fldChar w:fldCharType="begin"/>
-        </w:r>
-        <w:r>
-          <w:rPr>
-            <w:noProof/>
-            <w:webHidden/>
-          </w:rPr>
-          <w:instrText xml:space="preserve"> PAGEREF _Toc228190279 \h </w:instrText>
-        </w:r>
-        <w:r>
-          <w:rPr>
-            <w:noProof/>
-            <w:webHidden/>
-          </w:rPr>
-        </w:r>
-        <w:r>
-          <w:rPr>
-            <w:noProof/>
-            <w:webHidden/>
-          </w:rPr>
-          <w:fldChar w:fldCharType="separate"/>
-        </w:r>
-        <w:r>
-          <w:rPr>
-            <w:noProof/>
-            <w:webHidden/>
-          </w:rPr>
-          <w:t>4</w:t>
-        </w:r>
-        <w:r>
-          <w:rPr>
-            <w:noProof/>
-            <w:webHidden/>
-          </w:rPr>
-          <w:fldChar w:fldCharType="end"/>
-        </w:r>
-      </w:hyperlink>
-    </w:p>
-    <w:p>
-      <w:pPr>
-        <w:pStyle w:val="TOC3"/>
-        <w:rPr>
-          <w:rFonts w:eastAsiaTheme="minorEastAsia"/>
-          <w:noProof/>
-          <w:kern w:val="2"/>
-          <w:sz w:val="24"/>
-          <w:szCs w:val="24"/>
-          <w14:ligatures w14:val="standardContextual"/>
-        </w:rPr>
-      </w:pPr>
-      <w:hyperlink w:anchor="_Toc228190280" w:history="1">
-        <w:r>
-          <w:rPr>
-            <w:rStyle w:val="Hyperlink"/>
-            <w:noProof/>
-          </w:rPr>
-          <w:t>3.3 Input Data</w:t>
-        </w:r>
-        <w:r>
-          <w:rPr>
-            <w:noProof/>
-            <w:webHidden/>
-          </w:rPr>
-          <w:tab/>
-        </w:r>
-        <w:r>
-          <w:rPr>
-            <w:noProof/>
-            <w:webHidden/>
-          </w:rPr>
-          <w:fldChar w:fldCharType="begin"/>
-        </w:r>
-        <w:r>
-          <w:rPr>
-            <w:noProof/>
-            <w:webHidden/>
-          </w:rPr>
-          <w:instrText xml:space="preserve"> PAGEREF _Toc228190280 \h </w:instrText>
-        </w:r>
-        <w:r>
-          <w:rPr>
-            <w:noProof/>
-            <w:webHidden/>
-          </w:rPr>
-        </w:r>
-        <w:r>
-          <w:rPr>
-            <w:noProof/>
-            <w:webHidden/>
-          </w:rPr>
-          <w:fldChar w:fldCharType="separate"/>
-        </w:r>
-        <w:r>
-          <w:rPr>
-            <w:noProof/>
-            <w:webHidden/>
-          </w:rPr>
-          <w:t>4</w:t>
-        </w:r>
-        <w:r>
-          <w:rPr>
-            <w:noProof/>
-            <w:webHidden/>
-          </w:rPr>
-          <w:fldChar w:fldCharType="end"/>
-        </w:r>
-      </w:hyperlink>
-    </w:p>
-    <w:p>
-      <w:pPr>
-        <w:pStyle w:val="TOC2"/>
-        <w:rPr>
-          <w:rFonts w:asciiTheme="minorHAnsi" w:eastAsiaTheme="minorEastAsia" w:hAnsiTheme="minorHAnsi" w:cstheme="minorBidi"/>
-          <w:b w:val="0"/>
-          <w:i w:val="0"/>
-          <w:iCs w:val="0"/>
-          <w:noProof/>
-          <w:color w:val="auto"/>
-          <w:kern w:val="2"/>
-          <w:sz w:val="24"/>
-          <w:szCs w:val="24"/>
-          <w14:ligatures w14:val="standardContextual"/>
-        </w:rPr>
-      </w:pPr>
-      <w:hyperlink w:anchor="_Toc228190281" w:history="1">
-        <w:r>
-          <w:rPr>
-            <w:rStyle w:val="Hyperlink"/>
-            <w:noProof/>
-          </w:rPr>
-          <w:t>4. Key Configuration</w:t>
-        </w:r>
-        <w:r>
-          <w:rPr>
-            <w:noProof/>
-            <w:webHidden/>
-          </w:rPr>
-          <w:tab/>
-        </w:r>
-        <w:r>
-          <w:rPr>
-            <w:noProof/>
-            <w:webHidden/>
-          </w:rPr>
-          <w:fldChar w:fldCharType="begin"/>
-        </w:r>
-        <w:r>
-          <w:rPr>
-            <w:noProof/>
-            <w:webHidden/>
-          </w:rPr>
-          <w:instrText xml:space="preserve"> PAGEREF _Toc228190281 \h </w:instrText>
-        </w:r>
-        <w:r>
-          <w:rPr>
-            <w:noProof/>
-            <w:webHidden/>
-          </w:rPr>
-        </w:r>
-        <w:r>
-          <w:rPr>
-            <w:noProof/>
-            <w:webHidden/>
-          </w:rPr>
-          <w:fldChar w:fldCharType="separate"/>
-        </w:r>
-        <w:r>
-          <w:rPr>
-            <w:noProof/>
-            <w:webHidden/>
-          </w:rPr>
-          <w:t>5</w:t>
-        </w:r>
-        <w:r>
-          <w:rPr>
-            <w:noProof/>
-            <w:webHidden/>
-          </w:rPr>
-          <w:fldChar w:fldCharType="end"/>
-        </w:r>
-      </w:hyperlink>
-    </w:p>
-    <w:p>
-      <w:pPr>
-        <w:pStyle w:val="TOC2"/>
-        <w:rPr>
-          <w:rFonts w:asciiTheme="minorHAnsi" w:eastAsiaTheme="minorEastAsia" w:hAnsiTheme="minorHAnsi" w:cstheme="minorBidi"/>
-          <w:b w:val="0"/>
-          <w:i w:val="0"/>
-          <w:iCs w:val="0"/>
-          <w:noProof/>
-          <w:color w:val="auto"/>
-          <w:kern w:val="2"/>
-          <w:sz w:val="24"/>
-          <w:szCs w:val="24"/>
-          <w14:ligatures w14:val="standardContextual"/>
-        </w:rPr>
-      </w:pPr>
-      <w:hyperlink w:anchor="_Toc228190282" w:history="1">
-        <w:r>
-          <w:rPr>
-            <w:rStyle w:val="Hyperlink"/>
-            <w:noProof/>
-          </w:rPr>
-          <w:t>5. Pipeline Overview</w:t>
-        </w:r>
-        <w:r>
-          <w:rPr>
-            <w:noProof/>
-            <w:webHidden/>
-          </w:rPr>
-          <w:tab/>
-        </w:r>
-        <w:r>
-          <w:rPr>
-            <w:noProof/>
-            <w:webHidden/>
-          </w:rPr>
-          <w:fldChar w:fldCharType="begin"/>
-        </w:r>
-        <w:r>
-          <w:rPr>
-            <w:noProof/>
-            <w:webHidden/>
-          </w:rPr>
-          <w:instrText xml:space="preserve"> PAGEREF _Toc228190282 \h </w:instrText>
-        </w:r>
-        <w:r>
-          <w:rPr>
-            <w:noProof/>
-            <w:webHidden/>
-          </w:rPr>
-        </w:r>
-        <w:r>
-          <w:rPr>
-            <w:noProof/>
-            <w:webHidden/>
-          </w:rPr>
-          <w:fldChar w:fldCharType="separate"/>
-        </w:r>
-        <w:r>
-          <w:rPr>
-            <w:noProof/>
-            <w:webHidden/>
-          </w:rPr>
-          <w:t>6</w:t>
-        </w:r>
-        <w:r>
-          <w:rPr>
-            <w:noProof/>
-            <w:webHidden/>
-          </w:rPr>
-          <w:fldChar w:fldCharType="end"/>
-        </w:r>
-      </w:hyperlink>
-    </w:p>
-    <w:p>
-      <w:pPr>
-        <w:pStyle w:val="TOC2"/>
-        <w:rPr>
-          <w:rFonts w:asciiTheme="minorHAnsi" w:eastAsiaTheme="minorEastAsia" w:hAnsiTheme="minorHAnsi" w:cstheme="minorBidi"/>
-          <w:b w:val="0"/>
-          <w:i w:val="0"/>
-          <w:iCs w:val="0"/>
-          <w:noProof/>
-          <w:color w:val="auto"/>
-          <w:kern w:val="2"/>
-          <w:sz w:val="24"/>
-          <w:szCs w:val="24"/>
-          <w14:ligatures w14:val="standardContextual"/>
-        </w:rPr>
-      </w:pPr>
-      <w:hyperlink w:anchor="_Toc228190283" w:history="1">
-        <w:r>
-          <w:rPr>
-            <w:rStyle w:val="Hyperlink"/>
-            <w:noProof/>
-          </w:rPr>
-          <w:t>6. Step-by-Step Logic</w:t>
-        </w:r>
-        <w:r>
-          <w:rPr>
-            <w:noProof/>
-            <w:webHidden/>
-          </w:rPr>
-          <w:tab/>
-        </w:r>
-        <w:r>
-          <w:rPr>
-            <w:noProof/>
-            <w:webHidden/>
-          </w:rPr>
-          <w:fldChar w:fldCharType="begin"/>
-        </w:r>
-        <w:r>
-          <w:rPr>
-            <w:noProof/>
-            <w:webHidden/>
-          </w:rPr>
-          <w:instrText xml:space="preserve"> PAGEREF _Toc228190283 \h </w:instrText>
-        </w:r>
-        <w:r>
-          <w:rPr>
-            <w:noProof/>
-            <w:webHidden/>
-          </w:rPr>
-        </w:r>
-        <w:r>
-          <w:rPr>
-            <w:noProof/>
-            <w:webHidden/>
-          </w:rPr>
-          <w:fldChar w:fldCharType="separate"/>
-        </w:r>
-        <w:r>
-          <w:rPr>
-            <w:noProof/>
-            <w:webHidden/>
-          </w:rPr>
-          <w:t>7</w:t>
-        </w:r>
-        <w:r>
-          <w:rPr>
-            <w:noProof/>
-            <w:webHidden/>
-          </w:rPr>
-          <w:fldChar w:fldCharType="end"/>
-        </w:r>
-      </w:hyperlink>
-    </w:p>
-    <w:p>
-      <w:pPr>
-        <w:pStyle w:val="TOC3"/>
-        <w:rPr>
-          <w:rFonts w:eastAsiaTheme="minorEastAsia"/>
-          <w:noProof/>
-          <w:kern w:val="2"/>
-          <w:sz w:val="24"/>
-          <w:szCs w:val="24"/>
-          <w14:ligatures w14:val="standardContextual"/>
-        </w:rPr>
-      </w:pPr>
-      <w:hyperlink w:anchor="_Toc228190284" w:history="1">
-        <w:r>
-          <w:rPr>
-            <w:rStyle w:val="Hyperlink"/>
-            <w:noProof/>
-          </w:rPr>
-          <w:t>Step 1 — Initialize ThreatConnect</w:t>
-        </w:r>
-        <w:r>
-          <w:rPr>
-            <w:noProof/>
-            <w:webHidden/>
-          </w:rPr>
-          <w:tab/>
-        </w:r>
-        <w:r>
-          <w:rPr>
-            <w:noProof/>
-            <w:webHidden/>
-          </w:rPr>
-          <w:fldChar w:fldCharType="begin"/>
-        </w:r>
-        <w:r>
-          <w:rPr>
-            <w:noProof/>
-            <w:webHidden/>
-          </w:rPr>
-          <w:instrText xml:space="preserve"> PAGEREF _Toc228190284 \h </w:instrText>
-        </w:r>
-        <w:r>
-          <w:rPr>
-            <w:noProof/>
-            <w:webHidden/>
-          </w:rPr>
-        </w:r>
-        <w:r>
-          <w:rPr>
-            <w:noProof/>
-            <w:webHidden/>
-          </w:rPr>
-          <w:fldChar w:fldCharType="separate"/>
-        </w:r>
-        <w:r>
-          <w:rPr>
-            <w:noProof/>
-            <w:webHidden/>
-          </w:rPr>
-          <w:t>7</w:t>
-        </w:r>
-        <w:r>
-          <w:rPr>
-            <w:noProof/>
-            <w:webHidden/>
-          </w:rPr>
-          <w:fldChar w:fldCharType="end"/>
-        </w:r>
-      </w:hyperlink>
-    </w:p>
-    <w:p>
-      <w:pPr>
-        <w:pStyle w:val="TOC3"/>
-        <w:rPr>
-          <w:rFonts w:eastAsiaTheme="minorEastAsia"/>
-          <w:noProof/>
-          <w:kern w:val="2"/>
-          <w:sz w:val="24"/>
-          <w:szCs w:val="24"/>
-          <w14:ligatures w14:val="standardContextual"/>
-        </w:rPr>
-      </w:pPr>
-      <w:hyperlink w:anchor="_Toc228190285" w:history="1">
-        <w:r>
-          <w:rPr>
-            <w:rStyle w:val="Hyperlink"/>
-            <w:noProof/>
-          </w:rPr>
-          <w:t>Step 2 — Load OpDiv Observation CSVs</w:t>
-        </w:r>
-        <w:r>
-          <w:rPr>
-            <w:noProof/>
-            <w:webHidden/>
-          </w:rPr>
-          <w:tab/>
-        </w:r>
-        <w:r>
-          <w:rPr>
-            <w:noProof/>
-            <w:webHidden/>
-          </w:rPr>
-          <w:fldChar w:fldCharType="begin"/>
-        </w:r>
-        <w:r>
-          <w:rPr>
-            <w:noProof/>
-            <w:webHidden/>
-          </w:rPr>
-          <w:instrText xml:space="preserve"> PAGEREF _Toc228190285 \h </w:instrText>
-        </w:r>
-        <w:r>
-          <w:rPr>
-            <w:noProof/>
-            <w:webHidden/>
-          </w:rPr>
-        </w:r>
-        <w:r>
-          <w:rPr>
-            <w:noProof/>
-            <w:webHidden/>
-          </w:rPr>
-          <w:fldChar w:fldCharType="separate"/>
-        </w:r>
-        <w:r>
-          <w:rPr>
-            <w:noProof/>
-            <w:webHidden/>
-          </w:rPr>
-          <w:t>7</w:t>
-        </w:r>
-        <w:r>
-          <w:rPr>
-            <w:noProof/>
-            <w:webHidden/>
-          </w:rPr>
-          <w:fldChar w:fldCharType="end"/>
-        </w:r>
-      </w:hyperlink>
-    </w:p>
-    <w:p>
-      <w:pPr>
-        <w:pStyle w:val="TOC3"/>
-        <w:rPr>
-          <w:rFonts w:eastAsiaTheme="minorEastAsia"/>
-          <w:noProof/>
-          <w:kern w:val="2"/>
-          <w:sz w:val="24"/>
-          <w:szCs w:val="24"/>
-          <w14:ligatures w14:val="standardContextual"/>
-        </w:rPr>
-      </w:pPr>
-      <w:hyperlink w:anchor="_Toc228190286" w:history="1">
-        <w:r>
-          <w:rPr>
-            <w:rStyle w:val="Hyperlink"/>
-            <w:noProof/>
-          </w:rPr>
-          <w:t>Step 3 — Query ThreatConnect</w:t>
-        </w:r>
-        <w:r>
-          <w:rPr>
-            <w:noProof/>
-            <w:webHidden/>
-          </w:rPr>
-          <w:tab/>
-        </w:r>
-        <w:r>
-          <w:rPr>
-            <w:noProof/>
-            <w:webHidden/>
-          </w:rPr>
-          <w:fldChar w:fldCharType="begin"/>
-        </w:r>
-        <w:r>
-          <w:rPr>
-            <w:noProof/>
-            <w:webHidden/>
-          </w:rPr>
-          <w:instrText xml:space="preserve"> PAGEREF _Toc228190286 \h </w:instrText>
-        </w:r>
-        <w:r>
-          <w:rPr>
-            <w:noProof/>
-            <w:webHidden/>
-          </w:rPr>
-        </w:r>
-        <w:r>
-          <w:rPr>
-            <w:noProof/>
-            <w:webHidden/>
-          </w:rPr>
-          <w:fldChar w:fldCharType="separate"/>
-        </w:r>
-        <w:r>
-          <w:rPr>
-            <w:noProof/>
-            <w:webHidden/>
-          </w:rPr>
-          <w:t>7</w:t>
-        </w:r>
-        <w:r>
-          <w:rPr>
-            <w:noProof/>
-            <w:webHidden/>
-          </w:rPr>
-          <w:fldChar w:fldCharType="end"/>
-        </w:r>
-      </w:hyperlink>
-    </w:p>
-    <w:p>
-      <w:pPr>
-        <w:pStyle w:val="TOC3"/>
-        <w:rPr>
-          <w:rFonts w:eastAsiaTheme="minorEastAsia"/>
-          <w:noProof/>
-          <w:kern w:val="2"/>
-          <w:sz w:val="24"/>
-          <w:szCs w:val="24"/>
-          <w14:ligatures w14:val="standardContextual"/>
-        </w:rPr>
-      </w:pPr>
-      <w:hyperlink w:anchor="_Toc228190287" w:history="1">
-        <w:r>
-          <w:rPr>
-            <w:rStyle w:val="Hyperlink"/>
-            <w:noProof/>
-          </w:rPr>
-          <w:t>Step 4 — Process Recent Tags</w:t>
-        </w:r>
-        <w:r>
-          <w:rPr>
-            <w:noProof/>
-            <w:webHidden/>
-          </w:rPr>
-          <w:tab/>
-        </w:r>
-        <w:r>
-          <w:rPr>
-            <w:noProof/>
-            <w:webHidden/>
-          </w:rPr>
-          <w:fldChar w:fldCharType="begin"/>
-        </w:r>
-        <w:r>
-          <w:rPr>
-            <w:noProof/>
-            <w:webHidden/>
-          </w:rPr>
-          <w:instrText xml:space="preserve"> PAGEREF _Toc228190287 \h </w:instrText>
-        </w:r>
-        <w:r>
-          <w:rPr>
-            <w:noProof/>
-            <w:webHidden/>
-          </w:rPr>
-        </w:r>
-        <w:r>
-          <w:rPr>
-            <w:noProof/>
-            <w:webHidden/>
-          </w:rPr>
-          <w:fldChar w:fldCharType="separate"/>
-        </w:r>
-        <w:r>
-          <w:rPr>
-            <w:noProof/>
-            <w:webHidden/>
-          </w:rPr>
-          <w:t>8</w:t>
-        </w:r>
-        <w:r>
-          <w:rPr>
-            <w:noProof/>
-            <w:webHidden/>
-          </w:rPr>
-          <w:fldChar w:fldCharType="end"/>
-        </w:r>
-      </w:hyperlink>
-    </w:p>
-    <w:p>
-      <w:pPr>
-        <w:pStyle w:val="TOC3"/>
-        <w:rPr>
-          <w:rFonts w:eastAsiaTheme="minorEastAsia"/>
-          <w:noProof/>
-          <w:kern w:val="2"/>
-          <w:sz w:val="24"/>
-          <w:szCs w:val="24"/>
-          <w14:ligatures w14:val="standardContextual"/>
-        </w:rPr>
-      </w:pPr>
-      <w:hyperlink w:anchor="_Toc228190288" w:history="1">
-        <w:r>
-          <w:rPr>
-            <w:rStyle w:val="Hyperlink"/>
-            <w:noProof/>
-          </w:rPr>
-          <w:t>Step 5 — Exclude SOAR-Created Indicators</w:t>
-        </w:r>
-        <w:r>
-          <w:rPr>
-            <w:noProof/>
-            <w:webHidden/>
-          </w:rPr>
-          <w:tab/>
-        </w:r>
-        <w:r>
-          <w:rPr>
-            <w:noProof/>
-            <w:webHidden/>
-          </w:rPr>
-          <w:fldChar w:fldCharType="begin"/>
-        </w:r>
-        <w:r>
-          <w:rPr>
-            <w:noProof/>
-            <w:webHidden/>
-          </w:rPr>
-          <w:instrText xml:space="preserve"> PAGEREF _Toc228190288 \h </w:instrText>
-        </w:r>
-        <w:r>
-          <w:rPr>
-            <w:noProof/>
-            <w:webHidden/>
-          </w:rPr>
-        </w:r>
-        <w:r>
-          <w:rPr>
-            <w:noProof/>
-            <w:webHidden/>
-          </w:rPr>
-          <w:fldChar w:fldCharType="separate"/>
-        </w:r>
-        <w:r>
-          <w:rPr>
-            <w:noProof/>
-            <w:webHidden/>
-          </w:rPr>
-          <w:t>8</w:t>
-        </w:r>
-        <w:r>
-          <w:rPr>
-            <w:noProof/>
-            <w:webHidden/>
-          </w:rPr>
-          <w:fldChar w:fldCharType="end"/>
-        </w:r>
-      </w:hyperlink>
-    </w:p>
-    <w:p>
-      <w:pPr>
-        <w:pStyle w:val="TOC3"/>
-        <w:rPr>
-          <w:rFonts w:eastAsiaTheme="minorEastAsia"/>
-          <w:noProof/>
-          <w:kern w:val="2"/>
-          <w:sz w:val="24"/>
-          <w:szCs w:val="24"/>
-          <w14:ligatures w14:val="standardContextual"/>
-        </w:rPr>
-      </w:pPr>
-      <w:hyperlink w:anchor="_Toc228190289" w:history="1">
-        <w:r>
-          <w:rPr>
-            <w:rStyle w:val="Hyperlink"/>
-            <w:noProof/>
-          </w:rPr>
-          <w:t>Step 6 — Enrich with VirusTotal and Shodan</w:t>
-        </w:r>
-        <w:r>
-          <w:rPr>
-            <w:noProof/>
-            <w:webHidden/>
-          </w:rPr>
-          <w:tab/>
-        </w:r>
-        <w:r>
-          <w:rPr>
-            <w:noProof/>
-            <w:webHidden/>
-          </w:rPr>
-          <w:fldChar w:fldCharType="begin"/>
-        </w:r>
-        <w:r>
-          <w:rPr>
-            <w:noProof/>
-            <w:webHidden/>
-          </w:rPr>
-          <w:instrText xml:space="preserve"> PAGEREF _Toc228190289 \h </w:instrText>
-        </w:r>
-        <w:r>
-          <w:rPr>
-            <w:noProof/>
-            <w:webHidden/>
-          </w:rPr>
-        </w:r>
-        <w:r>
-          <w:rPr>
-            <w:noProof/>
-            <w:webHidden/>
-          </w:rPr>
-          <w:fldChar w:fldCharType="separate"/>
-        </w:r>
-        <w:r>
-          <w:rPr>
-            <w:noProof/>
-            <w:webHidden/>
-          </w:rPr>
-          <w:t>9</w:t>
-        </w:r>
-        <w:r>
-          <w:rPr>
-            <w:noProof/>
-            <w:webHidden/>
-          </w:rPr>
-          <w:fldChar w:fldCharType="end"/>
-        </w:r>
-      </w:hyperlink>
-    </w:p>
-    <w:p>
-      <w:pPr>
-        <w:pStyle w:val="TOC3"/>
-        <w:rPr>
-          <w:rFonts w:eastAsiaTheme="minorEastAsia"/>
-          <w:noProof/>
-          <w:kern w:val="2"/>
-          <w:sz w:val="24"/>
-          <w:szCs w:val="24"/>
-          <w14:ligatures w14:val="standardContextual"/>
-        </w:rPr>
-      </w:pPr>
-      <w:hyperlink w:anchor="_Toc228190290" w:history="1">
-        <w:r>
-          <w:rPr>
-            <w:rStyle w:val="Hyperlink"/>
-            <w:noProof/>
-          </w:rPr>
-          <w:t>Step 7 — Filter by VT Malicious Score</w:t>
-        </w:r>
-        <w:r>
-          <w:rPr>
-            <w:noProof/>
-            <w:webHidden/>
-          </w:rPr>
-          <w:tab/>
-        </w:r>
-        <w:r>
-          <w:rPr>
-            <w:noProof/>
-            <w:webHidden/>
-          </w:rPr>
-          <w:fldChar w:fldCharType="begin"/>
-        </w:r>
-        <w:r>
-          <w:rPr>
-            <w:noProof/>
-            <w:webHidden/>
-          </w:rPr>
-          <w:instrText xml:space="preserve"> PAGEREF _Toc228190290 \h </w:instrText>
-        </w:r>
-        <w:r>
-          <w:rPr>
-            <w:noProof/>
-            <w:webHidden/>
-          </w:rPr>
-        </w:r>
-        <w:r>
-          <w:rPr>
-            <w:noProof/>
-            <w:webHidden/>
-          </w:rPr>
-          <w:fldChar w:fldCharType="separate"/>
-        </w:r>
-        <w:r>
-          <w:rPr>
-            <w:noProof/>
-            <w:webHidden/>
-          </w:rPr>
-          <w:t>10</w:t>
-        </w:r>
-        <w:r>
-          <w:rPr>
-            <w:noProof/>
-            <w:webHidden/>
-          </w:rPr>
-          <w:fldChar w:fldCharType="end"/>
-        </w:r>
-      </w:hyperlink>
-    </w:p>
-    <w:p>
-      <w:pPr>
-        <w:pStyle w:val="TOC3"/>
-        <w:rPr>
-          <w:rFonts w:eastAsiaTheme="minorEastAsia"/>
-          <w:noProof/>
-          <w:kern w:val="2"/>
-          <w:sz w:val="24"/>
-          <w:szCs w:val="24"/>
-          <w14:ligatures w14:val="standardContextual"/>
-        </w:rPr>
-      </w:pPr>
-      <w:hyperlink w:anchor="_Toc228190291" w:history="1">
-        <w:r>
-          <w:rPr>
-            <w:rStyle w:val="Hyperlink"/>
-            <w:noProof/>
-          </w:rPr>
-          <w:t>Step 8 — Finalize and Rename Columns</w:t>
-        </w:r>
-        <w:r>
-          <w:rPr>
-            <w:noProof/>
-            <w:webHidden/>
-          </w:rPr>
-          <w:tab/>
-        </w:r>
-        <w:r>
-          <w:rPr>
-            <w:noProof/>
-            <w:webHidden/>
-          </w:rPr>
-          <w:fldChar w:fldCharType="begin"/>
-        </w:r>
-        <w:r>
-          <w:rPr>
-            <w:noProof/>
-            <w:webHidden/>
-          </w:rPr>
-          <w:instrText xml:space="preserve"> PAGEREF _Toc228190291 \h </w:instrText>
-        </w:r>
-        <w:r>
-          <w:rPr>
-            <w:noProof/>
-            <w:webHidden/>
-          </w:rPr>
-        </w:r>
-        <w:r>
-          <w:rPr>
-            <w:noProof/>
-            <w:webHidden/>
-          </w:rPr>
-          <w:fldChar w:fldCharType="separate"/>
-        </w:r>
-        <w:r>
-          <w:rPr>
-            <w:noProof/>
-            <w:webHidden/>
-          </w:rPr>
-          <w:t>10</w:t>
-        </w:r>
-        <w:r>
-          <w:rPr>
-            <w:noProof/>
-            <w:webHidden/>
-          </w:rPr>
-          <w:fldChar w:fldCharType="end"/>
-        </w:r>
-      </w:hyperlink>
-    </w:p>
-    <w:p>
-      <w:pPr>
-        <w:pStyle w:val="TOC3"/>
-        <w:rPr>
-          <w:rFonts w:eastAsiaTheme="minorEastAsia"/>
-          <w:noProof/>
-          <w:kern w:val="2"/>
-          <w:sz w:val="24"/>
-          <w:szCs w:val="24"/>
-          <w14:ligatures w14:val="standardContextual"/>
-        </w:rPr>
-      </w:pPr>
-      <w:hyperlink w:anchor="_Toc228190292" w:history="1">
-        <w:r>
-          <w:rPr>
-            <w:rStyle w:val="Hyperlink"/>
-            <w:noProof/>
-          </w:rPr>
-          <w:t>Step 9 — Bucket by Partner</w:t>
-        </w:r>
-        <w:r>
-          <w:rPr>
-            <w:noProof/>
-            <w:webHidden/>
-          </w:rPr>
-          <w:tab/>
-        </w:r>
-        <w:r>
-          <w:rPr>
-            <w:noProof/>
-            <w:webHidden/>
-          </w:rPr>
-          <w:fldChar w:fldCharType="begin"/>
-        </w:r>
-        <w:r>
-          <w:rPr>
-            <w:noProof/>
-            <w:webHidden/>
-          </w:rPr>
-          <w:instrText xml:space="preserve"> PAGEREF _Toc228190292 \h </w:instrText>
-        </w:r>
-        <w:r>
-          <w:rPr>
-            <w:noProof/>
-            <w:webHidden/>
-          </w:rPr>
-        </w:r>
-        <w:r>
-          <w:rPr>
-            <w:noProof/>
-            <w:webHidden/>
-          </w:rPr>
-          <w:fldChar w:fldCharType="separate"/>
-        </w:r>
-        <w:r>
-          <w:rPr>
-            <w:noProof/>
-            <w:webHidden/>
-          </w:rPr>
-          <w:t>11</w:t>
-        </w:r>
-        <w:r>
-          <w:rPr>
-            <w:noProof/>
-            <w:webHidden/>
-          </w:rPr>
-          <w:fldChar w:fldCharType="end"/>
-        </w:r>
-      </w:hyperlink>
-    </w:p>
-    <w:p>
-      <w:pPr>
-        <w:pStyle w:val="TOC3"/>
-        <w:rPr>
-          <w:rFonts w:eastAsiaTheme="minorEastAsia"/>
-          <w:noProof/>
-          <w:kern w:val="2"/>
-          <w:sz w:val="24"/>
-          <w:szCs w:val="24"/>
-          <w14:ligatures w14:val="standardContextual"/>
-        </w:rPr>
-      </w:pPr>
-      <w:hyperlink w:anchor="_Toc228190293" w:history="1">
-        <w:r>
-          <w:rPr>
-            <w:rStyle w:val="Hyperlink"/>
-            <w:noProof/>
-          </w:rPr>
-          <w:t>Step 10 — Save Excel Workbook</w:t>
-        </w:r>
-        <w:r>
-          <w:rPr>
-            <w:noProof/>
-            <w:webHidden/>
-          </w:rPr>
-          <w:tab/>
-        </w:r>
-        <w:r>
-          <w:rPr>
-            <w:noProof/>
-            <w:webHidden/>
-          </w:rPr>
-          <w:fldChar w:fldCharType="begin"/>
-        </w:r>
-        <w:r>
-          <w:rPr>
-            <w:noProof/>
-            <w:webHidden/>
-          </w:rPr>
-          <w:instrText xml:space="preserve"> PAGEREF _Toc228190293 \h </w:instrText>
-        </w:r>
-        <w:r>
-          <w:rPr>
-            <w:noProof/>
-            <w:webHidden/>
-          </w:rPr>
-        </w:r>
-        <w:r>
-          <w:rPr>
-            <w:noProof/>
-            <w:webHidden/>
-          </w:rPr>
-          <w:fldChar w:fldCharType="separate"/>
-        </w:r>
-        <w:r>
-          <w:rPr>
-            <w:noProof/>
-            <w:webHidden/>
-          </w:rPr>
-          <w:t>11</w:t>
-        </w:r>
-        <w:r>
-          <w:rPr>
-            <w:noProof/>
-            <w:webHidden/>
-          </w:rPr>
-          <w:fldChar w:fldCharType="end"/>
-        </w:r>
-      </w:hyperlink>
-    </w:p>
-    <w:p>
-      <w:pPr>
-        <w:pStyle w:val="TOC2"/>
-        <w:rPr>
-          <w:rFonts w:asciiTheme="minorHAnsi" w:eastAsiaTheme="minorEastAsia" w:hAnsiTheme="minorHAnsi" w:cstheme="minorBidi"/>
-          <w:b w:val="0"/>
-          <w:i w:val="0"/>
-          <w:iCs w:val="0"/>
-          <w:noProof/>
-          <w:color w:val="auto"/>
-          <w:kern w:val="2"/>
-          <w:sz w:val="24"/>
-          <w:szCs w:val="24"/>
-          <w14:ligatures w14:val="standardContextual"/>
-        </w:rPr>
-      </w:pPr>
-      <w:hyperlink w:anchor="_Toc228190294" w:history="1">
-        <w:r>
-          <w:rPr>
-            <w:rStyle w:val="Hyperlink"/>
-            <w:noProof/>
-          </w:rPr>
-          <w:t>7. Batch Launcher (run_tipper.bat)</w:t>
-        </w:r>
-        <w:r>
-          <w:rPr>
-            <w:noProof/>
-            <w:webHidden/>
-          </w:rPr>
-          <w:tab/>
-        </w:r>
-        <w:r>
-          <w:rPr>
-            <w:noProof/>
-            <w:webHidden/>
-          </w:rPr>
-          <w:fldChar w:fldCharType="begin"/>
-        </w:r>
-        <w:r>
-          <w:rPr>
-            <w:noProof/>
-            <w:webHidden/>
-          </w:rPr>
-          <w:instrText xml:space="preserve"> PAGEREF _Toc228190294 \h </w:instrText>
-        </w:r>
-        <w:r>
-          <w:rPr>
-            <w:noProof/>
-            <w:webHidden/>
-          </w:rPr>
-        </w:r>
-        <w:r>
-          <w:rPr>
-            <w:noProof/>
-            <w:webHidden/>
-          </w:rPr>
-          <w:fldChar w:fldCharType="separate"/>
-        </w:r>
-        <w:r>
-          <w:rPr>
-            <w:noProof/>
-            <w:webHidden/>
-          </w:rPr>
-          <w:t>12</w:t>
-        </w:r>
-        <w:r>
-          <w:rPr>
-            <w:noProof/>
-            <w:webHidden/>
-          </w:rPr>
-          <w:fldChar w:fldCharType="end"/>
-        </w:r>
-      </w:hyperlink>
-    </w:p>
-    <w:p>
-      <w:pPr>
-        <w:pStyle w:val="TOC3"/>
-        <w:rPr>
-          <w:rFonts w:eastAsiaTheme="minorEastAsia"/>
-          <w:noProof/>
-          <w:kern w:val="2"/>
-          <w:sz w:val="24"/>
-          <w:szCs w:val="24"/>
-          <w14:ligatures w14:val="standardContextual"/>
-        </w:rPr>
-      </w:pPr>
-      <w:hyperlink w:anchor="_Toc228190295" w:history="1">
-        <w:r>
-          <w:rPr>
-            <w:rStyle w:val="Hyperlink"/>
-            <w:noProof/>
-          </w:rPr>
-          <w:t>Execution sequence:</w:t>
-        </w:r>
-        <w:r>
-          <w:rPr>
-            <w:noProof/>
-            <w:webHidden/>
-          </w:rPr>
-          <w:tab/>
-        </w:r>
-        <w:r>
-          <w:rPr>
-            <w:noProof/>
-            <w:webHidden/>
-          </w:rPr>
-          <w:fldChar w:fldCharType="begin"/>
-        </w:r>
-        <w:r>
-          <w:rPr>
-            <w:noProof/>
-            <w:webHidden/>
-          </w:rPr>
-          <w:instrText xml:space="preserve"> PAGEREF _Toc228190295 \h </w:instrText>
-        </w:r>
-        <w:r>
-          <w:rPr>
-            <w:noProof/>
-            <w:webHidden/>
-          </w:rPr>
-        </w:r>
-        <w:r>
-          <w:rPr>
-            <w:noProof/>
-            <w:webHidden/>
-          </w:rPr>
-          <w:fldChar w:fldCharType="separate"/>
-        </w:r>
-        <w:r>
-          <w:rPr>
-            <w:noProof/>
-            <w:webHidden/>
-          </w:rPr>
-          <w:t>12</w:t>
-        </w:r>
-        <w:r>
-          <w:rPr>
-            <w:noProof/>
-            <w:webHidden/>
-          </w:rPr>
-          <w:fldChar w:fldCharType="end"/>
-        </w:r>
-      </w:hyperlink>
-    </w:p>
-    <w:p>
-      <w:pPr>
-        <w:pStyle w:val="TOC3"/>
-        <w:rPr>
-          <w:rFonts w:eastAsiaTheme="minorEastAsia"/>
-          <w:noProof/>
-          <w:kern w:val="2"/>
-          <w:sz w:val="24"/>
-          <w:szCs w:val="24"/>
-          <w14:ligatures w14:val="standardContextual"/>
-        </w:rPr>
-      </w:pPr>
-      <w:hyperlink w:anchor="_Toc228190296" w:history="1">
-        <w:r>
-          <w:rPr>
-            <w:rStyle w:val="Hyperlink"/>
-            <w:noProof/>
-          </w:rPr>
-          <w:t>Log files:</w:t>
-        </w:r>
-        <w:r>
-          <w:rPr>
-            <w:noProof/>
-            <w:webHidden/>
-          </w:rPr>
-          <w:tab/>
-        </w:r>
-        <w:r>
-          <w:rPr>
-            <w:noProof/>
-            <w:webHidden/>
-          </w:rPr>
-          <w:fldChar w:fldCharType="begin"/>
-        </w:r>
-        <w:r>
-          <w:rPr>
-            <w:noProof/>
-            <w:webHidden/>
-          </w:rPr>
-          <w:instrText xml:space="preserve"> PAGEREF _Toc228190296 \h </w:instrText>
-        </w:r>
-        <w:r>
-          <w:rPr>
-            <w:noProof/>
-            <w:webHidden/>
-          </w:rPr>
-        </w:r>
-        <w:r>
-          <w:rPr>
-            <w:noProof/>
-            <w:webHidden/>
-          </w:rPr>
-          <w:fldChar w:fldCharType="separate"/>
-        </w:r>
-        <w:r>
-          <w:rPr>
-            <w:noProof/>
-            <w:webHidden/>
-          </w:rPr>
-          <w:t>13</w:t>
-        </w:r>
-        <w:r>
-          <w:rPr>
-            <w:noProof/>
-            <w:webHidden/>
-          </w:rPr>
-          <w:fldChar w:fldCharType="end"/>
-        </w:r>
-      </w:hyperlink>
-    </w:p>
-    <w:p>
-      <w:pPr>
-        <w:pStyle w:val="TOC2"/>
-        <w:rPr>
-          <w:rFonts w:asciiTheme="minorHAnsi" w:eastAsiaTheme="minorEastAsia" w:hAnsiTheme="minorHAnsi" w:cstheme="minorBidi"/>
-          <w:b w:val="0"/>
-          <w:i w:val="0"/>
-          <w:iCs w:val="0"/>
-          <w:noProof/>
-          <w:color w:val="auto"/>
-          <w:kern w:val="2"/>
-          <w:sz w:val="24"/>
-          <w:szCs w:val="24"/>
-          <w14:ligatures w14:val="standardContextual"/>
-        </w:rPr>
-      </w:pPr>
-      <w:hyperlink w:anchor="_Toc228190297" w:history="1">
-        <w:r>
-          <w:rPr>
-            <w:rStyle w:val="Hyperlink"/>
-            <w:noProof/>
-          </w:rPr>
-          <w:t>8. Output File</w:t>
-        </w:r>
-        <w:r>
-          <w:rPr>
-            <w:noProof/>
-            <w:webHidden/>
-          </w:rPr>
-          <w:tab/>
-        </w:r>
-        <w:r>
-          <w:rPr>
-            <w:noProof/>
-            <w:webHidden/>
-          </w:rPr>
-          <w:fldChar w:fldCharType="begin"/>
-        </w:r>
-        <w:r>
-          <w:rPr>
-            <w:noProof/>
-            <w:webHidden/>
-          </w:rPr>
-          <w:instrText xml:space="preserve"> PAGEREF _Toc228190297 \h </w:instrText>
-        </w:r>
-        <w:r>
-          <w:rPr>
-            <w:noProof/>
-            <w:webHidden/>
-          </w:rPr>
-        </w:r>
-        <w:r>
-          <w:rPr>
-            <w:noProof/>
-            <w:webHidden/>
-          </w:rPr>
-          <w:fldChar w:fldCharType="separate"/>
-        </w:r>
-        <w:r>
-          <w:rPr>
-            <w:noProof/>
-            <w:webHidden/>
-          </w:rPr>
-          <w:t>13</w:t>
-        </w:r>
-        <w:r>
-          <w:rPr>
-            <w:noProof/>
-            <w:webHidden/>
-          </w:rPr>
-          <w:fldChar w:fldCharType="end"/>
-        </w:r>
-      </w:hyperlink>
-    </w:p>
-    <w:p>
-      <w:pPr>
-        <w:pStyle w:val="TOC2"/>
-        <w:rPr>
-          <w:rFonts w:asciiTheme="minorHAnsi" w:eastAsiaTheme="minorEastAsia" w:hAnsiTheme="minorHAnsi" w:cstheme="minorBidi"/>
-          <w:b w:val="0"/>
-          <w:i w:val="0"/>
-          <w:iCs w:val="0"/>
-          <w:noProof/>
-          <w:color w:val="auto"/>
-          <w:kern w:val="2"/>
-          <w:sz w:val="24"/>
-          <w:szCs w:val="24"/>
-          <w14:ligatures w14:val="standardContextual"/>
-        </w:rPr>
-      </w:pPr>
-      <w:hyperlink w:anchor="_Toc228190298" w:history="1">
-        <w:r>
-          <w:rPr>
-            <w:rStyle w:val="Hyperlink"/>
-            <w:noProof/>
-          </w:rPr>
-          <w:t>9. Troubleshooting</w:t>
-        </w:r>
-        <w:r>
-          <w:rPr>
-            <w:noProof/>
-            <w:webHidden/>
-          </w:rPr>
-          <w:tab/>
-        </w:r>
-        <w:r>
-          <w:rPr>
-            <w:noProof/>
-            <w:webHidden/>
-          </w:rPr>
-          <w:fldChar w:fldCharType="begin"/>
-        </w:r>
-        <w:r>
-          <w:rPr>
-            <w:noProof/>
-            <w:webHidden/>
-          </w:rPr>
-          <w:instrText xml:space="preserve"> PAGEREF _Toc228190298 \h </w:instrText>
-        </w:r>
-        <w:r>
-          <w:rPr>
-            <w:noProof/>
-            <w:webHidden/>
-          </w:rPr>
-        </w:r>
-        <w:r>
-          <w:rPr>
-            <w:noProof/>
-            <w:webHidden/>
-          </w:rPr>
-          <w:fldChar w:fldCharType="separate"/>
-        </w:r>
-        <w:r>
-          <w:rPr>
-            <w:noProof/>
-            <w:webHidden/>
-          </w:rPr>
-          <w:t>14</w:t>
-        </w:r>
-        <w:r>
-          <w:rPr>
-            <w:noProof/>
-            <w:webHidden/>
-          </w:rPr>
-          <w:fldChar w:fldCharType="end"/>
-        </w:r>
-      </w:hyperlink>
-    </w:p>
-    <w:p>
-      <w:pPr>
-        <w:pStyle w:val="TOC2"/>
-        <w:rPr>
-          <w:rFonts w:asciiTheme="minorHAnsi" w:eastAsiaTheme="minorEastAsia" w:hAnsiTheme="minorHAnsi" w:cstheme="minorBidi"/>
-          <w:b w:val="0"/>
-          <w:i w:val="0"/>
-          <w:iCs w:val="0"/>
-          <w:noProof/>
-          <w:color w:val="auto"/>
-          <w:kern w:val="2"/>
-          <w:sz w:val="24"/>
-          <w:szCs w:val="24"/>
-          <w14:ligatures w14:val="standardContextual"/>
-        </w:rPr>
-      </w:pPr>
-      <w:hyperlink w:anchor="_Toc228190299" w:history="1">
-        <w:r>
-          <w:rPr>
-            <w:rStyle w:val="Hyperlink"/>
-            <w:noProof/>
-          </w:rPr>
-          <w:t>10. Relationship to Other Processes</w:t>
-        </w:r>
-        <w:r>
-          <w:rPr>
-            <w:noProof/>
-            <w:webHidden/>
-          </w:rPr>
-          <w:tab/>
-        </w:r>
-        <w:r>
-          <w:rPr>
-            <w:noProof/>
-            <w:webHidden/>
-          </w:rPr>
-          <w:fldChar w:fldCharType="begin"/>
-        </w:r>
-        <w:r>
-          <w:rPr>
-            <w:noProof/>
-            <w:webHidden/>
-          </w:rPr>
-          <w:instrText xml:space="preserve"> PAGEREF _Toc228190299 \h </w:instrText>
-        </w:r>
-        <w:r>
-          <w:rPr>
-            <w:noProof/>
-            <w:webHidden/>
-          </w:rPr>
-        </w:r>
-        <w:r>
-          <w:rPr>
-            <w:noProof/>
-            <w:webHidden/>
-          </w:rPr>
-          <w:fldChar w:fldCharType="separate"/>
-        </w:r>
-        <w:r>
-          <w:rPr>
-            <w:noProof/>
-            <w:webHidden/>
-          </w:rPr>
-          <w:t>15</w:t>
-        </w:r>
-        <w:r>
-          <w:rPr>
-            <w:noProof/>
-            <w:webHidden/>
-          </w:rPr>
-          <w:fldChar w:fldCharType="end"/>
-        </w:r>
-      </w:hyperlink>
-    </w:p>
-    <w:p>
-      <w:pPr>
-        <w:pStyle w:val="TOC2"/>
-        <w:rPr>
-          <w:rFonts w:asciiTheme="minorHAnsi" w:eastAsiaTheme="minorEastAsia" w:hAnsiTheme="minorHAnsi" w:cstheme="minorBidi"/>
-          <w:b w:val="0"/>
-          <w:i w:val="0"/>
-          <w:iCs w:val="0"/>
-          <w:noProof/>
-          <w:color w:val="auto"/>
-          <w:kern w:val="2"/>
-          <w:sz w:val="24"/>
-          <w:szCs w:val="24"/>
-          <w14:ligatures w14:val="standardContextual"/>
-        </w:rPr>
-      </w:pPr>
-      <w:hyperlink w:anchor="_Toc228190300" w:history="1">
-        <w:r>
-          <w:rPr>
-            <w:rStyle w:val="Hyperlink"/>
-            <w:noProof/>
-          </w:rPr>
-          <w:t>11. Related Documents</w:t>
-        </w:r>
-        <w:r>
-          <w:rPr>
-            <w:noProof/>
-            <w:webHidden/>
-          </w:rPr>
-          <w:tab/>
-        </w:r>
-        <w:r>
-          <w:rPr>
-            <w:noProof/>
-            <w:webHidden/>
-          </w:rPr>
-          <w:fldChar w:fldCharType="begin"/>
-        </w:r>
-        <w:r>
-          <w:rPr>
-            <w:noProof/>
-            <w:webHidden/>
-          </w:rPr>
-          <w:instrText xml:space="preserve"> PAGEREF _Toc228190300 \h </w:instrText>
-        </w:r>
-        <w:r>
-          <w:rPr>
-            <w:noProof/>
-            <w:webHidden/>
-          </w:rPr>
-        </w:r>
-        <w:r>
-          <w:rPr>
-            <w:noProof/>
-            <w:webHidden/>
-          </w:rPr>
-          <w:fldChar w:fldCharType="separate"/>
-        </w:r>
-        <w:r>
-          <w:rPr>
-            <w:noProof/>
-            <w:webHidden/>
-          </w:rPr>
-          <w:t>16</w:t>
-        </w:r>
-        <w:r>
-          <w:rPr>
-            <w:noProof/>
-            <w:webHidden/>
-          </w:rPr>
-          <w:fldChar w:fldCharType="end"/>
-        </w:r>
-      </w:hyperlink>
-    </w:p>
-    <w:p>
+      <w:r>
+        <w:t>Right-click and update field.</w:t>
+      </w:r>
       <w:r>
         <w:fldChar w:fldCharType="end"/>
       </w:r>
@@ -2582,19 +1130,14 @@
       <w:pPr>
         <w:pStyle w:val="Heading2"/>
       </w:pPr>
-      <w:bookmarkStart w:id="1" w:name="_Toc228190275"/>
       <w:r>
         <w:t>1. Purpose</w:t>
       </w:r>
-      <w:bookmarkEnd w:id="1"/>
     </w:p>
     <w:p/>
     <w:p>
       <w:r>
-        <w:t xml:space="preserve">The </w:t>
-      </w:r>
-      <w:r>
-        <w:t>Tipper script generates daily threat indicator tips for HTOC partner organizations. It pulls recently observed indicators from ThreatConnect, cross-references them against OpDiv observation data, filters to high-confidence malicious indicators (VirusTotal score &gt; 10), enriches them with Shodan and VirusTotal data, and outputs a partner-bucketed Excel workbook — one tab per partner — to the shared Tippers directory.</w:t>
+        <w:t>The Tipper script generates daily threat indicator tips for HTOC partner organizations. It pulls recently observed indicators from ThreatConnect, cross-references them against OpDiv observation data, filters to high-confidence malicious indicators (VirusTotal score &gt; 10), enriches them with Shodan and VirusTotal data, and outputs a partner-bucketed Excel workbook — one tab per partner — to the shared Tippers directory.</w:t>
       </w:r>
     </w:p>
     <w:p/>
@@ -2614,11 +1157,9 @@
       <w:pPr>
         <w:pStyle w:val="Heading2"/>
       </w:pPr>
-      <w:bookmarkStart w:id="2" w:name="_Toc228190276"/>
       <w:r>
         <w:t>2. Scope</w:t>
       </w:r>
-      <w:bookmarkEnd w:id="2"/>
     </w:p>
     <w:p/>
     <w:p>
@@ -2637,22 +1178,18 @@
       <w:pPr>
         <w:pStyle w:val="Heading2"/>
       </w:pPr>
-      <w:bookmarkStart w:id="3" w:name="_Toc228190277"/>
       <w:r>
         <w:t>3. Prerequisites</w:t>
       </w:r>
-      <w:bookmarkEnd w:id="3"/>
     </w:p>
     <w:p/>
     <w:p>
       <w:pPr>
         <w:pStyle w:val="Heading3"/>
       </w:pPr>
-      <w:bookmarkStart w:id="4" w:name="_Toc228190278"/>
       <w:r>
         <w:t>3.1 Environment</w:t>
       </w:r>
-      <w:bookmarkEnd w:id="4"/>
     </w:p>
     <w:p>
       <w:pPr>
@@ -2662,12 +1199,12 @@
     <w:tbl>
       <w:tblPr>
         <w:tblStyle w:val="TableGrid"/>
-        <w:tblW w:w="0" w:type="auto"/>
-        <w:tblLook w:val="04A0" w:firstRow="1" w:lastRow="0" w:firstColumn="1" w:lastColumn="0" w:noHBand="0" w:noVBand="1"/>
+        <w:tblW w:type="auto" w:w="0"/>
+        <w:tblLook w:firstColumn="1" w:firstRow="1" w:lastColumn="0" w:lastRow="0" w:noHBand="0" w:noVBand="1" w:val="04A0"/>
       </w:tblPr>
       <w:tblGrid>
-        <w:gridCol w:w="3835"/>
-        <w:gridCol w:w="5515"/>
+        <w:gridCol w:w="4680"/>
+        <w:gridCol w:w="4680"/>
       </w:tblGrid>
       <w:tr>
         <w:trPr>
@@ -2676,7 +1213,7 @@
         </w:trPr>
         <w:tc>
           <w:tcPr>
-            <w:tcW w:w="4680" w:type="dxa"/>
+            <w:tcW w:type="dxa" w:w="4680"/>
           </w:tcPr>
           <w:p>
             <w:r>
@@ -2686,7 +1223,7 @@
         </w:tc>
         <w:tc>
           <w:tcPr>
-            <w:tcW w:w="4680" w:type="dxa"/>
+            <w:tcW w:type="dxa" w:w="4680"/>
           </w:tcPr>
           <w:p>
             <w:r>
@@ -2701,7 +1238,7 @@
         </w:trPr>
         <w:tc>
           <w:tcPr>
-            <w:tcW w:w="4680" w:type="dxa"/>
+            <w:tcW w:type="dxa" w:w="4680"/>
           </w:tcPr>
           <w:p>
             <w:r>
@@ -2711,7 +1248,7 @@
         </w:tc>
         <w:tc>
           <w:tcPr>
-            <w:tcW w:w="4680" w:type="dxa"/>
+            <w:tcW w:type="dxa" w:w="4680"/>
           </w:tcPr>
           <w:p>
             <w:r>
@@ -2726,21 +1263,17 @@
         </w:trPr>
         <w:tc>
           <w:tcPr>
-            <w:tcW w:w="4680" w:type="dxa"/>
-          </w:tcPr>
-          <w:p>
-            <w:r>
-              <w:lastRenderedPageBreak/>
-              <w:t xml:space="preserve">pandas, pytz, numpy, </w:t>
-            </w:r>
-            <w:r>
-              <w:t>xlsxwriter, openpyxl</w:t>
-            </w:r>
-          </w:p>
-        </w:tc>
-        <w:tc>
-          <w:tcPr>
-            <w:tcW w:w="4680" w:type="dxa"/>
+            <w:tcW w:type="dxa" w:w="4680"/>
+          </w:tcPr>
+          <w:p>
+            <w:r>
+              <w:t>pandas, pytz, numpy, xlsxwriter, openpyxl</w:t>
+            </w:r>
+          </w:p>
+        </w:tc>
+        <w:tc>
+          <w:tcPr>
+            <w:tcW w:type="dxa" w:w="4680"/>
           </w:tcPr>
           <w:p>
             <w:r>
@@ -2755,7 +1288,7 @@
         </w:trPr>
         <w:tc>
           <w:tcPr>
-            <w:tcW w:w="4680" w:type="dxa"/>
+            <w:tcW w:type="dxa" w:w="4680"/>
           </w:tcPr>
           <w:p>
             <w:r>
@@ -2765,7 +1298,7 @@
         </w:tc>
         <w:tc>
           <w:tcPr>
-            <w:tcW w:w="4680" w:type="dxa"/>
+            <w:tcW w:type="dxa" w:w="4680"/>
           </w:tcPr>
           <w:p>
             <w:r>
@@ -2780,7 +1313,7 @@
         </w:trPr>
         <w:tc>
           <w:tcPr>
-            <w:tcW w:w="4680" w:type="dxa"/>
+            <w:tcW w:type="dxa" w:w="4680"/>
           </w:tcPr>
           <w:p>
             <w:r>
@@ -2790,14 +1323,11 @@
         </w:tc>
         <w:tc>
           <w:tcPr>
-            <w:tcW w:w="4680" w:type="dxa"/>
-          </w:tcPr>
-          <w:p>
-            <w:r>
-              <w:t xml:space="preserve">Input OpDiv CSVs and output Tippers folder are on </w:t>
-            </w:r>
-            <w:r>
-              <w:t>this UNC path</w:t>
+            <w:tcW w:type="dxa" w:w="4680"/>
+          </w:tcPr>
+          <w:p>
+            <w:r>
+              <w:t>Input OpDiv CSVs and output Tippers folder are on this UNC path</w:t>
             </w:r>
           </w:p>
         </w:tc>
@@ -2808,7 +1338,7 @@
         </w:trPr>
         <w:tc>
           <w:tcPr>
-            <w:tcW w:w="4680" w:type="dxa"/>
+            <w:tcW w:type="dxa" w:w="4680"/>
           </w:tcPr>
           <w:p>
             <w:r>
@@ -2818,7 +1348,7 @@
         </w:tc>
         <w:tc>
           <w:tcPr>
-            <w:tcW w:w="4680" w:type="dxa"/>
+            <w:tcW w:type="dxa" w:w="4680"/>
           </w:tcPr>
           <w:p>
             <w:r>
@@ -2892,11 +1422,9 @@
       <w:pPr>
         <w:pStyle w:val="Heading3"/>
       </w:pPr>
-      <w:bookmarkStart w:id="5" w:name="_Toc228190279"/>
       <w:r>
         <w:t>3.2 Configuration File</w:t>
       </w:r>
-      <w:bookmarkEnd w:id="5"/>
     </w:p>
     <w:p/>
     <w:p>
@@ -2980,11 +1508,9 @@
       <w:pPr>
         <w:pStyle w:val="Heading3"/>
       </w:pPr>
-      <w:bookmarkStart w:id="6" w:name="_Toc228190280"/>
       <w:r>
         <w:t>3.3 Input Data</w:t>
       </w:r>
-      <w:bookmarkEnd w:id="6"/>
     </w:p>
     <w:p>
       <w:pPr>
@@ -2994,12 +1520,12 @@
     <w:tbl>
       <w:tblPr>
         <w:tblStyle w:val="TableGrid"/>
-        <w:tblW w:w="0" w:type="auto"/>
-        <w:tblLook w:val="04A0" w:firstRow="1" w:lastRow="0" w:firstColumn="1" w:lastColumn="0" w:noHBand="0" w:noVBand="1"/>
+        <w:tblW w:type="auto" w:w="0"/>
+        <w:tblLook w:firstColumn="1" w:firstRow="1" w:lastColumn="0" w:lastRow="0" w:noHBand="0" w:noVBand="1" w:val="04A0"/>
       </w:tblPr>
       <w:tblGrid>
-        <w:gridCol w:w="1285"/>
-        <w:gridCol w:w="8065"/>
+        <w:gridCol w:w="4680"/>
+        <w:gridCol w:w="4680"/>
       </w:tblGrid>
       <w:tr>
         <w:trPr>
@@ -3008,7 +1534,7 @@
         </w:trPr>
         <w:tc>
           <w:tcPr>
-            <w:tcW w:w="4680" w:type="dxa"/>
+            <w:tcW w:type="dxa" w:w="4680"/>
           </w:tcPr>
           <w:p>
             <w:r>
@@ -3018,7 +1544,7 @@
         </w:tc>
         <w:tc>
           <w:tcPr>
-            <w:tcW w:w="4680" w:type="dxa"/>
+            <w:tcW w:type="dxa" w:w="4680"/>
           </w:tcPr>
           <w:p>
             <w:r>
@@ -3033,7 +1559,7 @@
         </w:trPr>
         <w:tc>
           <w:tcPr>
-            <w:tcW w:w="4680" w:type="dxa"/>
+            <w:tcW w:type="dxa" w:w="4680"/>
           </w:tcPr>
           <w:p>
             <w:r>
@@ -3043,7 +1569,7 @@
         </w:tc>
         <w:tc>
           <w:tcPr>
-            <w:tcW w:w="4680" w:type="dxa"/>
+            <w:tcW w:type="dxa" w:w="4680"/>
           </w:tcPr>
           <w:p>
             <w:r>
@@ -3058,18 +1584,17 @@
         </w:trPr>
         <w:tc>
           <w:tcPr>
-            <w:tcW w:w="4680" w:type="dxa"/>
-          </w:tcPr>
-          <w:p>
-            <w:r>
-              <w:lastRenderedPageBreak/>
+            <w:tcW w:type="dxa" w:w="4680"/>
+          </w:tcPr>
+          <w:p>
+            <w:r>
               <w:t>ThreatConnect indicators</w:t>
             </w:r>
           </w:p>
         </w:tc>
         <w:tc>
           <w:tcPr>
-            <w:tcW w:w="4680" w:type="dxa"/>
+            <w:tcW w:type="dxa" w:w="4680"/>
           </w:tcPr>
           <w:p>
             <w:r>
@@ -3105,11 +1630,9 @@
       <w:pPr>
         <w:pStyle w:val="Heading2"/>
       </w:pPr>
-      <w:bookmarkStart w:id="7" w:name="_Toc228190281"/>
       <w:r>
         <w:t>4. Key Configuration</w:t>
       </w:r>
-      <w:bookmarkEnd w:id="7"/>
     </w:p>
     <w:p/>
     <w:p>
@@ -3135,12 +1658,12 @@
     <w:tbl>
       <w:tblPr>
         <w:tblStyle w:val="TableGrid"/>
-        <w:tblW w:w="0" w:type="auto"/>
-        <w:tblLook w:val="04A0" w:firstRow="1" w:lastRow="0" w:firstColumn="1" w:lastColumn="0" w:noHBand="0" w:noVBand="1"/>
+        <w:tblW w:type="auto" w:w="0"/>
+        <w:tblLook w:firstColumn="1" w:firstRow="1" w:lastColumn="0" w:lastRow="0" w:noHBand="0" w:noVBand="1" w:val="04A0"/>
       </w:tblPr>
       <w:tblGrid>
-        <w:gridCol w:w="1726"/>
-        <w:gridCol w:w="7624"/>
+        <w:gridCol w:w="4680"/>
+        <w:gridCol w:w="4680"/>
       </w:tblGrid>
       <w:tr>
         <w:trPr>
@@ -3149,7 +1672,7 @@
         </w:trPr>
         <w:tc>
           <w:tcPr>
-            <w:tcW w:w="4680" w:type="dxa"/>
+            <w:tcW w:type="dxa" w:w="4680"/>
           </w:tcPr>
           <w:p>
             <w:r>
@@ -3159,7 +1682,7 @@
         </w:tc>
         <w:tc>
           <w:tcPr>
-            <w:tcW w:w="4680" w:type="dxa"/>
+            <w:tcW w:type="dxa" w:w="4680"/>
           </w:tcPr>
           <w:p>
             <w:r>
@@ -3174,7 +1697,7 @@
         </w:trPr>
         <w:tc>
           <w:tcPr>
-            <w:tcW w:w="4680" w:type="dxa"/>
+            <w:tcW w:type="dxa" w:w="4680"/>
           </w:tcPr>
           <w:p>
             <w:r>
@@ -3184,7 +1707,7 @@
         </w:tc>
         <w:tc>
           <w:tcPr>
-            <w:tcW w:w="4680" w:type="dxa"/>
+            <w:tcW w:type="dxa" w:w="4680"/>
           </w:tcPr>
           <w:p>
             <w:r>
@@ -3199,7 +1722,7 @@
         </w:trPr>
         <w:tc>
           <w:tcPr>
-            <w:tcW w:w="4680" w:type="dxa"/>
+            <w:tcW w:type="dxa" w:w="4680"/>
           </w:tcPr>
           <w:p>
             <w:r>
@@ -3209,7 +1732,7 @@
         </w:tc>
         <w:tc>
           <w:tcPr>
-            <w:tcW w:w="4680" w:type="dxa"/>
+            <w:tcW w:type="dxa" w:w="4680"/>
           </w:tcPr>
           <w:p>
             <w:r>
@@ -3224,7 +1747,7 @@
         </w:trPr>
         <w:tc>
           <w:tcPr>
-            <w:tcW w:w="4680" w:type="dxa"/>
+            <w:tcW w:type="dxa" w:w="4680"/>
           </w:tcPr>
           <w:p>
             <w:r>
@@ -3234,7 +1757,7 @@
         </w:tc>
         <w:tc>
           <w:tcPr>
-            <w:tcW w:w="4680" w:type="dxa"/>
+            <w:tcW w:type="dxa" w:w="4680"/>
           </w:tcPr>
           <w:p>
             <w:r>
@@ -3249,7 +1772,7 @@
         </w:trPr>
         <w:tc>
           <w:tcPr>
-            <w:tcW w:w="4680" w:type="dxa"/>
+            <w:tcW w:type="dxa" w:w="4680"/>
           </w:tcPr>
           <w:p>
             <w:r>
@@ -3259,7 +1782,7 @@
         </w:tc>
         <w:tc>
           <w:tcPr>
-            <w:tcW w:w="4680" w:type="dxa"/>
+            <w:tcW w:type="dxa" w:w="4680"/>
           </w:tcPr>
           <w:p>
             <w:r>
@@ -3274,7 +1797,7 @@
         </w:trPr>
         <w:tc>
           <w:tcPr>
-            <w:tcW w:w="4680" w:type="dxa"/>
+            <w:tcW w:type="dxa" w:w="4680"/>
           </w:tcPr>
           <w:p>
             <w:r>
@@ -3284,7 +1807,7 @@
         </w:tc>
         <w:tc>
           <w:tcPr>
-            <w:tcW w:w="4680" w:type="dxa"/>
+            <w:tcW w:type="dxa" w:w="4680"/>
           </w:tcPr>
           <w:p>
             <w:r>
@@ -3308,13 +1831,13 @@
     <w:tbl>
       <w:tblPr>
         <w:tblStyle w:val="TableGrid"/>
-        <w:tblW w:w="0" w:type="auto"/>
-        <w:tblLook w:val="04A0" w:firstRow="1" w:lastRow="0" w:firstColumn="1" w:lastColumn="0" w:noHBand="0" w:noVBand="1"/>
+        <w:tblW w:type="auto" w:w="0"/>
+        <w:tblLook w:firstColumn="1" w:firstRow="1" w:lastColumn="0" w:lastRow="0" w:noHBand="0" w:noVBand="1" w:val="04A0"/>
       </w:tblPr>
       <w:tblGrid>
-        <w:gridCol w:w="3116"/>
-        <w:gridCol w:w="3116"/>
-        <w:gridCol w:w="3118"/>
+        <w:gridCol w:w="3120"/>
+        <w:gridCol w:w="3120"/>
+        <w:gridCol w:w="3120"/>
       </w:tblGrid>
       <w:tr>
         <w:trPr>
@@ -3323,7 +1846,7 @@
         </w:trPr>
         <w:tc>
           <w:tcPr>
-            <w:tcW w:w="3120" w:type="dxa"/>
+            <w:tcW w:type="dxa" w:w="3120"/>
           </w:tcPr>
           <w:p>
             <w:r>
@@ -3333,7 +1856,7 @@
         </w:tc>
         <w:tc>
           <w:tcPr>
-            <w:tcW w:w="3120" w:type="dxa"/>
+            <w:tcW w:type="dxa" w:w="3120"/>
           </w:tcPr>
           <w:p>
             <w:r>
@@ -3343,7 +1866,7 @@
         </w:tc>
         <w:tc>
           <w:tcPr>
-            <w:tcW w:w="3120" w:type="dxa"/>
+            <w:tcW w:type="dxa" w:w="3120"/>
           </w:tcPr>
           <w:p>
             <w:r>
@@ -3358,7 +1881,7 @@
         </w:trPr>
         <w:tc>
           <w:tcPr>
-            <w:tcW w:w="3120" w:type="dxa"/>
+            <w:tcW w:type="dxa" w:w="3120"/>
           </w:tcPr>
           <w:p>
             <w:r>
@@ -3368,7 +1891,7 @@
         </w:tc>
         <w:tc>
           <w:tcPr>
-            <w:tcW w:w="3120" w:type="dxa"/>
+            <w:tcW w:type="dxa" w:w="3120"/>
           </w:tcPr>
           <w:p>
             <w:r>
@@ -3378,7 +1901,7 @@
         </w:tc>
         <w:tc>
           <w:tcPr>
-            <w:tcW w:w="3120" w:type="dxa"/>
+            <w:tcW w:type="dxa" w:w="3120"/>
           </w:tcPr>
           <w:p>
             <w:r>
@@ -3393,7 +1916,7 @@
         </w:trPr>
         <w:tc>
           <w:tcPr>
-            <w:tcW w:w="3120" w:type="dxa"/>
+            <w:tcW w:type="dxa" w:w="3120"/>
           </w:tcPr>
           <w:p>
             <w:r>
@@ -3403,7 +1926,7 @@
         </w:tc>
         <w:tc>
           <w:tcPr>
-            <w:tcW w:w="3120" w:type="dxa"/>
+            <w:tcW w:type="dxa" w:w="3120"/>
           </w:tcPr>
           <w:p>
             <w:r>
@@ -3413,7 +1936,7 @@
         </w:tc>
         <w:tc>
           <w:tcPr>
-            <w:tcW w:w="3120" w:type="dxa"/>
+            <w:tcW w:type="dxa" w:w="3120"/>
           </w:tcPr>
           <w:p>
             <w:r>
@@ -3428,7 +1951,7 @@
         </w:trPr>
         <w:tc>
           <w:tcPr>
-            <w:tcW w:w="3120" w:type="dxa"/>
+            <w:tcW w:type="dxa" w:w="3120"/>
           </w:tcPr>
           <w:p>
             <w:r>
@@ -3438,7 +1961,7 @@
         </w:tc>
         <w:tc>
           <w:tcPr>
-            <w:tcW w:w="3120" w:type="dxa"/>
+            <w:tcW w:type="dxa" w:w="3120"/>
           </w:tcPr>
           <w:p>
             <w:r>
@@ -3448,14 +1971,11 @@
         </w:tc>
         <w:tc>
           <w:tcPr>
-            <w:tcW w:w="3120" w:type="dxa"/>
-          </w:tcPr>
-          <w:p>
-            <w:r>
-              <w:t xml:space="preserve">Only indicators </w:t>
-            </w:r>
-            <w:r>
-              <w:t>observed in the last 24 hours pass through</w:t>
+            <w:tcW w:type="dxa" w:w="3120"/>
+          </w:tcPr>
+          <w:p>
+            <w:r>
+              <w:t>Only indicators observed in the last 24 hours pass through</w:t>
             </w:r>
           </w:p>
         </w:tc>
@@ -3466,7 +1986,7 @@
         </w:trPr>
         <w:tc>
           <w:tcPr>
-            <w:tcW w:w="3120" w:type="dxa"/>
+            <w:tcW w:type="dxa" w:w="3120"/>
           </w:tcPr>
           <w:p>
             <w:r>
@@ -3476,7 +1996,7 @@
         </w:tc>
         <w:tc>
           <w:tcPr>
-            <w:tcW w:w="3120" w:type="dxa"/>
+            <w:tcW w:type="dxa" w:w="3120"/>
           </w:tcPr>
           <w:p>
             <w:r>
@@ -3486,7 +2006,7 @@
         </w:tc>
         <w:tc>
           <w:tcPr>
-            <w:tcW w:w="3120" w:type="dxa"/>
+            <w:tcW w:type="dxa" w:w="3120"/>
           </w:tcPr>
           <w:p>
             <w:r>
@@ -3501,7 +2021,7 @@
         </w:trPr>
         <w:tc>
           <w:tcPr>
-            <w:tcW w:w="3120" w:type="dxa"/>
+            <w:tcW w:type="dxa" w:w="3120"/>
           </w:tcPr>
           <w:p>
             <w:r>
@@ -3511,7 +2031,7 @@
         </w:tc>
         <w:tc>
           <w:tcPr>
-            <w:tcW w:w="3120" w:type="dxa"/>
+            <w:tcW w:type="dxa" w:w="3120"/>
           </w:tcPr>
           <w:p>
             <w:r>
@@ -3521,7 +2041,7 @@
         </w:tc>
         <w:tc>
           <w:tcPr>
-            <w:tcW w:w="3120" w:type="dxa"/>
+            <w:tcW w:type="dxa" w:w="3120"/>
           </w:tcPr>
           <w:p>
             <w:r>
@@ -3542,11 +2062,9 @@
       <w:pPr>
         <w:pStyle w:val="Heading2"/>
       </w:pPr>
-      <w:bookmarkStart w:id="8" w:name="_Toc228190282"/>
       <w:r>
         <w:t>5. Pipeline Overview</w:t>
       </w:r>
-      <w:bookmarkEnd w:id="8"/>
     </w:p>
     <w:p/>
     <w:p>
@@ -3558,14 +2076,19 @@
           <w:rFonts w:ascii="Consolas" w:hAnsi="Consolas"/>
           <w:sz w:val="18"/>
         </w:rPr>
-        <w:t xml:space="preserve">[1] Initialize </w:t>
-      </w:r>
+        <w:t>[1] Initialize ThreatConnect session</w:t>
+      </w:r>
+    </w:p>
+    <w:p>
+      <w:pPr>
+        <w:pStyle w:val="NoSpacing"/>
+      </w:pPr>
       <w:r>
         <w:rPr>
           <w:rFonts w:ascii="Consolas" w:hAnsi="Consolas"/>
           <w:sz w:val="18"/>
         </w:rPr>
-        <w:t>ThreatConnect session</w:t>
+        <w:t xml:space="preserve">        ↓</w:t>
       </w:r>
     </w:p>
     <w:p>
@@ -3577,7 +2100,7 @@
           <w:rFonts w:ascii="Consolas" w:hAnsi="Consolas"/>
           <w:sz w:val="18"/>
         </w:rPr>
-        <w:t xml:space="preserve">        ↓</w:t>
+        <w:t>[2] Load OpDiv observation CSVs (last 3 days)</w:t>
       </w:r>
     </w:p>
     <w:p>
@@ -3589,7 +2112,7 @@
           <w:rFonts w:ascii="Consolas" w:hAnsi="Consolas"/>
           <w:sz w:val="18"/>
         </w:rPr>
-        <w:t>[2] Load OpDiv observation CSVs (last 3 days)</w:t>
+        <w:t xml:space="preserve">        ↓</w:t>
       </w:r>
     </w:p>
     <w:p>
@@ -3601,7 +2124,7 @@
           <w:rFonts w:ascii="Consolas" w:hAnsi="Consolas"/>
           <w:sz w:val="18"/>
         </w:rPr>
-        <w:t xml:space="preserve">        ↓</w:t>
+        <w:t>[3] Query ThreatConnect for recently observed indicators (last 3 days)</w:t>
       </w:r>
     </w:p>
     <w:p>
@@ -3613,7 +2136,7 @@
           <w:rFonts w:ascii="Consolas" w:hAnsi="Consolas"/>
           <w:sz w:val="18"/>
         </w:rPr>
-        <w:t>[3] Query ThreatConnect for recently observed indicators (last 3 days)</w:t>
+        <w:t xml:space="preserve">        ↓</w:t>
       </w:r>
     </w:p>
     <w:p>
@@ -3625,7 +2148,7 @@
           <w:rFonts w:ascii="Consolas" w:hAnsi="Consolas"/>
           <w:sz w:val="18"/>
         </w:rPr>
-        <w:t xml:space="preserve">        ↓</w:t>
+        <w:t>[4] Process recent tags — match indicators to partner API tags, filter to last 24h</w:t>
       </w:r>
     </w:p>
     <w:p>
@@ -3637,7 +2160,7 @@
           <w:rFonts w:ascii="Consolas" w:hAnsi="Consolas"/>
           <w:sz w:val="18"/>
         </w:rPr>
-        <w:t>[4] Process recent tags — match indicators to partner API tags, filter to last 24h</w:t>
+        <w:t xml:space="preserve">        ↓</w:t>
       </w:r>
     </w:p>
     <w:p>
@@ -3649,7 +2172,7 @@
           <w:rFonts w:ascii="Consolas" w:hAnsi="Consolas"/>
           <w:sz w:val="18"/>
         </w:rPr>
-        <w:t xml:space="preserve">        ↓</w:t>
+        <w:t>[5] Exclude SOAR-created indicators (per-indicator attribute lookup)</w:t>
       </w:r>
     </w:p>
     <w:p>
@@ -3661,7 +2184,7 @@
           <w:rFonts w:ascii="Consolas" w:hAnsi="Consolas"/>
           <w:sz w:val="18"/>
         </w:rPr>
-        <w:t>[5] Exclude SOAR-created indicators (per-indicator attribute lookup)</w:t>
+        <w:t xml:space="preserve">        ↓</w:t>
       </w:r>
     </w:p>
     <w:p>
@@ -3673,7 +2196,7 @@
           <w:rFonts w:ascii="Consolas" w:hAnsi="Consolas"/>
           <w:sz w:val="18"/>
         </w:rPr>
-        <w:t xml:space="preserve">        ↓</w:t>
+        <w:t>[6] Enrich with VirusTotal and Shodan</w:t>
       </w:r>
     </w:p>
     <w:p>
@@ -3685,7 +2208,7 @@
           <w:rFonts w:ascii="Consolas" w:hAnsi="Consolas"/>
           <w:sz w:val="18"/>
         </w:rPr>
-        <w:t>[6] Enrich with VirusTotal and Shodan</w:t>
+        <w:t xml:space="preserve">        ↓</w:t>
       </w:r>
     </w:p>
     <w:p>
@@ -3697,7 +2220,7 @@
           <w:rFonts w:ascii="Consolas" w:hAnsi="Consolas"/>
           <w:sz w:val="18"/>
         </w:rPr>
-        <w:t xml:space="preserve">        ↓</w:t>
+        <w:t>[7] Filter to VT malicious count &gt; 10</w:t>
       </w:r>
     </w:p>
     <w:p>
@@ -3709,7 +2232,7 @@
           <w:rFonts w:ascii="Consolas" w:hAnsi="Consolas"/>
           <w:sz w:val="18"/>
         </w:rPr>
-        <w:t>[7] Filter to VT malicious count &gt; 10</w:t>
+        <w:t xml:space="preserve">        ↓</w:t>
       </w:r>
     </w:p>
     <w:p>
@@ -3721,7 +2244,7 @@
           <w:rFonts w:ascii="Consolas" w:hAnsi="Consolas"/>
           <w:sz w:val="18"/>
         </w:rPr>
-        <w:t xml:space="preserve">        ↓</w:t>
+        <w:t>[8] Extract and flatten enrichment fields</w:t>
       </w:r>
     </w:p>
     <w:p>
@@ -3733,7 +2256,7 @@
           <w:rFonts w:ascii="Consolas" w:hAnsi="Consolas"/>
           <w:sz w:val="18"/>
         </w:rPr>
-        <w:t>[8] Extract and flatten enrichment fields</w:t>
+        <w:t xml:space="preserve">        ↓</w:t>
       </w:r>
     </w:p>
     <w:p>
@@ -3745,7 +2268,7 @@
           <w:rFonts w:ascii="Consolas" w:hAnsi="Consolas"/>
           <w:sz w:val="18"/>
         </w:rPr>
-        <w:t xml:space="preserve">        ↓</w:t>
+        <w:t>[9] Bucket indicators by partner</w:t>
       </w:r>
     </w:p>
     <w:p>
@@ -3757,7 +2280,7 @@
           <w:rFonts w:ascii="Consolas" w:hAnsi="Consolas"/>
           <w:sz w:val="18"/>
         </w:rPr>
-        <w:t>[9] Bucket indicators by partner</w:t>
+        <w:t xml:space="preserve">        ↓</w:t>
       </w:r>
     </w:p>
     <w:p>
@@ -3769,166 +2292,147 @@
           <w:rFonts w:ascii="Consolas" w:hAnsi="Consolas"/>
           <w:sz w:val="18"/>
         </w:rPr>
-        <w:t xml:space="preserve">        ↓</w:t>
-      </w:r>
-    </w:p>
-    <w:p>
-      <w:pPr>
-        <w:pStyle w:val="NoSpacing"/>
-      </w:pPr>
+        <w:t>[10] Save Excel workbook — one tab per partner</w:t>
+      </w:r>
+    </w:p>
+    <w:p/>
+    <w:p>
+      <w:r>
+        <w:t>-</w:t>
+      </w:r>
+    </w:p>
+    <w:p/>
+    <w:p>
+      <w:pPr>
+        <w:pStyle w:val="Heading2"/>
+      </w:pPr>
+      <w:r>
+        <w:t>6. Step-by-Step Logic</w:t>
+      </w:r>
+    </w:p>
+    <w:p/>
+    <w:p>
+      <w:pPr>
+        <w:pStyle w:val="Heading3"/>
+      </w:pPr>
+      <w:r>
+        <w:t>Step 1 — Initialize ThreatConnect</w:t>
+      </w:r>
+    </w:p>
+    <w:p/>
+    <w:p>
       <w:r>
         <w:rPr>
           <w:rFonts w:ascii="Consolas" w:hAnsi="Consolas"/>
           <w:sz w:val="18"/>
         </w:rPr>
-        <w:lastRenderedPageBreak/>
-        <w:t>[10] Save Excel workbook — one tab per partner</w:t>
-      </w:r>
-    </w:p>
-    <w:p/>
-    <w:p>
-      <w:r>
-        <w:t>-</w:t>
-      </w:r>
-    </w:p>
-    <w:p/>
-    <w:p>
-      <w:pPr>
-        <w:pStyle w:val="Heading2"/>
-      </w:pPr>
-      <w:bookmarkStart w:id="9" w:name="_Toc228190283"/>
-      <w:r>
-        <w:t>6. Step-by-Step Logic</w:t>
-      </w:r>
-      <w:bookmarkEnd w:id="9"/>
-    </w:p>
-    <w:p/>
-    <w:p>
-      <w:pPr>
-        <w:pStyle w:val="Heading3"/>
-      </w:pPr>
-      <w:bookmarkStart w:id="10" w:name="_Toc228190284"/>
-      <w:r>
-        <w:t>Step 1 — Initialize ThreatConnect</w:t>
-      </w:r>
-      <w:bookmarkEnd w:id="10"/>
-    </w:p>
-    <w:p/>
-    <w:p>
+        <w:t>initialize_threatconnect()</w:t>
+      </w:r>
+      <w:r>
+        <w:t xml:space="preserve"> reads credentials from </w:t>
+      </w:r>
       <w:r>
         <w:rPr>
           <w:rFonts w:ascii="Consolas" w:hAnsi="Consolas"/>
           <w:sz w:val="18"/>
         </w:rPr>
-        <w:t>initialize_threatconnect()</w:t>
-      </w:r>
-      <w:r>
-        <w:t xml:space="preserve"> reads credentials from </w:t>
+        <w:t>config.json</w:t>
+      </w:r>
+      <w:r>
+        <w:t xml:space="preserve">, instantiates the </w:t>
       </w:r>
       <w:r>
         <w:rPr>
           <w:rFonts w:ascii="Consolas" w:hAnsi="Consolas"/>
           <w:sz w:val="18"/>
         </w:rPr>
-        <w:t>config.json</w:t>
-      </w:r>
-      <w:r>
-        <w:t xml:space="preserve">, instantiates the </w:t>
+        <w:t>ThreatConnect</w:t>
+      </w:r>
+      <w:r>
+        <w:t xml:space="preserve"> SDK object, and creates a global </w:t>
       </w:r>
       <w:r>
         <w:rPr>
           <w:rFonts w:ascii="Consolas" w:hAnsi="Consolas"/>
           <w:sz w:val="18"/>
         </w:rPr>
-        <w:t>ThreatConnect</w:t>
-      </w:r>
-      <w:r>
-        <w:t xml:space="preserve"> SDK object, and creates a global </w:t>
+        <w:t>RequestObject</w:t>
+      </w:r>
+      <w:r>
+        <w:t xml:space="preserve"> pre-configured with HTTP </w:t>
       </w:r>
       <w:r>
         <w:rPr>
           <w:rFonts w:ascii="Consolas" w:hAnsi="Consolas"/>
           <w:sz w:val="18"/>
         </w:rPr>
-        <w:t>RequestObject</w:t>
-      </w:r>
-      <w:r>
-        <w:t xml:space="preserve"> pre-configured with HTTP </w:t>
+        <w:t>GET</w:t>
+      </w:r>
+      <w:r>
+        <w:t xml:space="preserve"> and owner </w:t>
       </w:r>
       <w:r>
         <w:rPr>
           <w:rFonts w:ascii="Consolas" w:hAnsi="Consolas"/>
           <w:sz w:val="18"/>
         </w:rPr>
-        <w:t>GET</w:t>
-      </w:r>
-      <w:r>
-        <w:t xml:space="preserve"> and owner </w:t>
-      </w:r>
+        <w:t>HTOC Org</w:t>
+      </w:r>
+      <w:r>
+        <w:t>. On failure, the script prints an error and exits with code 1.</w:t>
+      </w:r>
+    </w:p>
+    <w:p/>
+    <w:p>
+      <w:r>
+        <w:t>-</w:t>
+      </w:r>
+    </w:p>
+    <w:p/>
+    <w:p>
+      <w:pPr>
+        <w:pStyle w:val="Heading3"/>
+      </w:pPr>
+      <w:r>
+        <w:t>Step 2 — Load OpDiv Observation CSVs</w:t>
+      </w:r>
+    </w:p>
+    <w:p/>
+    <w:p>
       <w:r>
         <w:rPr>
           <w:rFonts w:ascii="Consolas" w:hAnsi="Consolas"/>
           <w:sz w:val="18"/>
         </w:rPr>
-        <w:t>HTOC Org</w:t>
-      </w:r>
-      <w:r>
-        <w:t>. On failure, the script prints an error and exits with code 1.</w:t>
-      </w:r>
-    </w:p>
-    <w:p/>
-    <w:p>
-      <w:r>
-        <w:t>-</w:t>
-      </w:r>
-    </w:p>
-    <w:p/>
-    <w:p>
-      <w:pPr>
-        <w:pStyle w:val="Heading3"/>
-      </w:pPr>
-      <w:bookmarkStart w:id="11" w:name="_Toc228190285"/>
-      <w:r>
-        <w:t>Step 2 — Load OpDiv Observation CSVs</w:t>
-      </w:r>
-      <w:bookmarkEnd w:id="11"/>
-    </w:p>
-    <w:p/>
-    <w:p>
+        <w:t>get_file_paths()</w:t>
+      </w:r>
+      <w:r>
+        <w:t xml:space="preserve"> generates file paths for the last </w:t>
+      </w:r>
+      <w:r>
+        <w:rPr>
+          <w:b/>
+        </w:rPr>
+        <w:t>3 days</w:t>
+      </w:r>
+      <w:r>
+        <w:t xml:space="preserve"> using UTC dates, then filters to only paths that exist on disk. </w:t>
+      </w:r>
       <w:r>
         <w:rPr>
           <w:rFonts w:ascii="Consolas" w:hAnsi="Consolas"/>
           <w:sz w:val="18"/>
         </w:rPr>
-        <w:t>get_file_paths()</w:t>
-      </w:r>
-      <w:r>
-        <w:t xml:space="preserve"> generates file paths for the last </w:t>
-      </w:r>
-      <w:r>
-        <w:rPr>
-          <w:b/>
-        </w:rPr>
-        <w:t>3 days</w:t>
-      </w:r>
-      <w:r>
-        <w:t xml:space="preserve"> using UTC dates, then filters to only paths that exist on disk. </w:t>
+        <w:t>load_observed_data()</w:t>
+      </w:r>
+      <w:r>
+        <w:t xml:space="preserve"> reads each file and concatenates them into a single DataFrame (</w:t>
       </w:r>
       <w:r>
         <w:rPr>
           <w:rFonts w:ascii="Consolas" w:hAnsi="Consolas"/>
           <w:sz w:val="18"/>
         </w:rPr>
-        <w:t>load_observed_data()</w:t>
-      </w:r>
-      <w:r>
-        <w:t xml:space="preserve"> reads each file and concatenates them into a single DataFrame (</w:t>
-      </w:r>
-      <w:r>
-        <w:rPr>
-          <w:rFonts w:ascii="Consolas" w:hAnsi="Consolas"/>
-          <w:sz w:val="18"/>
-        </w:rPr>
         <w:t>observed_data_df</w:t>
       </w:r>
       <w:r>
@@ -3946,14 +2450,9 @@
       <w:pPr>
         <w:pStyle w:val="Heading3"/>
       </w:pPr>
-      <w:bookmarkStart w:id="12" w:name="_Toc228190286"/>
-      <w:r>
-        <w:t xml:space="preserve">Step 3 — Query </w:t>
-      </w:r>
-      <w:r>
-        <w:t>ThreatConnect</w:t>
-      </w:r>
-      <w:bookmarkEnd w:id="12"/>
+      <w:r>
+        <w:t>Step 3 — Query ThreatConnect</w:t>
+      </w:r>
     </w:p>
     <w:p/>
     <w:p>
@@ -3983,6 +2482,7 @@
     </w:p>
     <w:p/>
     <w:p>
+      <w:pPr/>
       <w:r>
         <w:rPr>
           <w:rFonts w:ascii="Consolas" w:hAnsi="Consolas"/>
@@ -3992,6 +2492,7 @@
       </w:r>
     </w:p>
     <w:p>
+      <w:pPr/>
       <w:r>
         <w:rPr>
           <w:rFonts w:ascii="Consolas" w:hAnsi="Consolas"/>
@@ -4004,6 +2505,7 @@
       </w:r>
     </w:p>
     <w:p>
+      <w:pPr/>
       <w:r>
         <w:rPr>
           <w:rFonts w:ascii="Consolas" w:hAnsi="Consolas"/>
@@ -4095,11 +2597,9 @@
       <w:pPr>
         <w:pStyle w:val="Heading3"/>
       </w:pPr>
-      <w:bookmarkStart w:id="13" w:name="_Toc228190287"/>
       <w:r>
         <w:t>Step 4 — Process Recent Tags</w:t>
       </w:r>
-      <w:bookmarkEnd w:id="13"/>
     </w:p>
     <w:p/>
     <w:p>
@@ -4116,6 +2616,7 @@
     </w:p>
     <w:p/>
     <w:p>
+      <w:pPr/>
       <w:r>
         <w:t xml:space="preserve">Iterating over </w:t>
       </w:r>
@@ -4141,6 +2642,7 @@
       </w:r>
     </w:p>
     <w:p>
+      <w:pPr/>
       <w:r>
         <w:t xml:space="preserve">Normalizing the tag name </w:t>
       </w:r>
@@ -4166,6 +2668,7 @@
       </w:r>
     </w:p>
     <w:p>
+      <w:pPr/>
       <w:r>
         <w:t xml:space="preserve">Keeping only indicators that have at least one tag containing </w:t>
       </w:r>
@@ -4181,6 +2684,7 @@
       </w:r>
     </w:p>
     <w:p>
+      <w:pPr/>
       <w:r>
         <w:t xml:space="preserve">Inner-joining with </w:t>
       </w:r>
@@ -4216,6 +2720,7 @@
       </w:r>
     </w:p>
     <w:p>
+      <w:pPr/>
       <w:r>
         <w:t xml:space="preserve">Filtering to indicators where both </w:t>
       </w:r>
@@ -4250,6 +2755,7 @@
       </w:r>
     </w:p>
     <w:p>
+      <w:pPr/>
       <w:r>
         <w:t xml:space="preserve">Extracting </w:t>
       </w:r>
@@ -4275,6 +2781,7 @@
       </w:r>
     </w:p>
     <w:p>
+      <w:pPr/>
       <w:r>
         <w:t xml:space="preserve">Aggregating partner counts and names per indicator into </w:t>
       </w:r>
@@ -4300,6 +2807,7 @@
       </w:r>
     </w:p>
     <w:p>
+      <w:pPr/>
       <w:r>
         <w:t>Deduplicating to one row per indicator.</w:t>
       </w:r>
@@ -4321,11 +2829,9 @@
       <w:pPr>
         <w:pStyle w:val="Heading3"/>
       </w:pPr>
-      <w:bookmarkStart w:id="14" w:name="_Toc228190288"/>
       <w:r>
         <w:t>Step 5 — Exclude SOAR-Created Indicators</w:t>
       </w:r>
-      <w:bookmarkEnd w:id="14"/>
     </w:p>
     <w:p/>
     <w:p>
@@ -4334,7 +2840,6 @@
           <w:rFonts w:ascii="Consolas" w:hAnsi="Consolas"/>
           <w:sz w:val="18"/>
         </w:rPr>
-        <w:lastRenderedPageBreak/>
         <w:t>excludeSoarData()</w:t>
       </w:r>
       <w:r>
@@ -4366,6 +2871,7 @@
     </w:p>
     <w:p/>
     <w:p>
+      <w:pPr/>
       <w:r>
         <w:t xml:space="preserve">Collects attribute metadata including </w:t>
       </w:r>
@@ -4381,6 +2887,7 @@
       </w:r>
     </w:p>
     <w:p>
+      <w:pPr/>
       <w:r>
         <w:rPr>
           <w:b/>
@@ -4402,6 +2909,7 @@
       </w:r>
     </w:p>
     <w:p>
+      <w:pPr/>
       <w:r>
         <w:t xml:space="preserve">Indicators with </w:t>
       </w:r>
@@ -4416,6 +2924,7 @@
       </w:r>
     </w:p>
     <w:p>
+      <w:pPr/>
       <w:r>
         <w:t>HTTP 400 errors are silently suppressed (unsupported indicator types).</w:t>
       </w:r>
@@ -4446,11 +2955,9 @@
       <w:pPr>
         <w:pStyle w:val="Heading3"/>
       </w:pPr>
-      <w:bookmarkStart w:id="15" w:name="_Toc228190289"/>
       <w:r>
         <w:t>Step 6 — Enrich with VirusTotal and Shodan</w:t>
       </w:r>
-      <w:bookmarkEnd w:id="15"/>
     </w:p>
     <w:p/>
     <w:p>
@@ -4494,12 +3001,12 @@
     <w:tbl>
       <w:tblPr>
         <w:tblStyle w:val="TableGrid"/>
-        <w:tblW w:w="0" w:type="auto"/>
-        <w:tblLook w:val="04A0" w:firstRow="1" w:lastRow="0" w:firstColumn="1" w:lastColumn="0" w:noHBand="0" w:noVBand="1"/>
+        <w:tblW w:type="auto" w:w="0"/>
+        <w:tblLook w:firstColumn="1" w:firstRow="1" w:lastColumn="0" w:lastRow="0" w:noHBand="0" w:noVBand="1" w:val="04A0"/>
       </w:tblPr>
       <w:tblGrid>
-        <w:gridCol w:w="4674"/>
-        <w:gridCol w:w="4676"/>
+        <w:gridCol w:w="4680"/>
+        <w:gridCol w:w="4680"/>
       </w:tblGrid>
       <w:tr>
         <w:trPr>
@@ -4508,7 +3015,7 @@
         </w:trPr>
         <w:tc>
           <w:tcPr>
-            <w:tcW w:w="4680" w:type="dxa"/>
+            <w:tcW w:type="dxa" w:w="4680"/>
           </w:tcPr>
           <w:p>
             <w:r>
@@ -4518,7 +3025,7 @@
         </w:tc>
         <w:tc>
           <w:tcPr>
-            <w:tcW w:w="4680" w:type="dxa"/>
+            <w:tcW w:type="dxa" w:w="4680"/>
           </w:tcPr>
           <w:p>
             <w:r>
@@ -4533,7 +3040,7 @@
         </w:trPr>
         <w:tc>
           <w:tcPr>
-            <w:tcW w:w="4680" w:type="dxa"/>
+            <w:tcW w:type="dxa" w:w="4680"/>
           </w:tcPr>
           <w:p>
             <w:r>
@@ -4543,7 +3050,7 @@
         </w:tc>
         <w:tc>
           <w:tcPr>
-            <w:tcW w:w="4680" w:type="dxa"/>
+            <w:tcW w:type="dxa" w:w="4680"/>
           </w:tcPr>
           <w:p>
             <w:r>
@@ -4558,7 +3065,7 @@
         </w:trPr>
         <w:tc>
           <w:tcPr>
-            <w:tcW w:w="4680" w:type="dxa"/>
+            <w:tcW w:type="dxa" w:w="4680"/>
           </w:tcPr>
           <w:p>
             <w:r>
@@ -4568,7 +3075,7 @@
         </w:tc>
         <w:tc>
           <w:tcPr>
-            <w:tcW w:w="4680" w:type="dxa"/>
+            <w:tcW w:type="dxa" w:w="4680"/>
           </w:tcPr>
           <w:p>
             <w:r>
@@ -4583,7 +3090,7 @@
         </w:trPr>
         <w:tc>
           <w:tcPr>
-            <w:tcW w:w="4680" w:type="dxa"/>
+            <w:tcW w:type="dxa" w:w="4680"/>
           </w:tcPr>
           <w:p>
             <w:r>
@@ -4593,7 +3100,7 @@
         </w:tc>
         <w:tc>
           <w:tcPr>
-            <w:tcW w:w="4680" w:type="dxa"/>
+            <w:tcW w:type="dxa" w:w="4680"/>
           </w:tcPr>
           <w:p>
             <w:r>
@@ -4608,7 +3115,7 @@
         </w:trPr>
         <w:tc>
           <w:tcPr>
-            <w:tcW w:w="4680" w:type="dxa"/>
+            <w:tcW w:type="dxa" w:w="4680"/>
           </w:tcPr>
           <w:p>
             <w:r>
@@ -4618,7 +3125,7 @@
         </w:tc>
         <w:tc>
           <w:tcPr>
-            <w:tcW w:w="4680" w:type="dxa"/>
+            <w:tcW w:type="dxa" w:w="4680"/>
           </w:tcPr>
           <w:p>
             <w:r>
@@ -4633,7 +3140,7 @@
         </w:trPr>
         <w:tc>
           <w:tcPr>
-            <w:tcW w:w="4680" w:type="dxa"/>
+            <w:tcW w:type="dxa" w:w="4680"/>
           </w:tcPr>
           <w:p>
             <w:r>
@@ -4643,7 +3150,7 @@
         </w:tc>
         <w:tc>
           <w:tcPr>
-            <w:tcW w:w="4680" w:type="dxa"/>
+            <w:tcW w:type="dxa" w:w="4680"/>
           </w:tcPr>
           <w:p>
             <w:r>
@@ -4658,7 +3165,7 @@
         </w:trPr>
         <w:tc>
           <w:tcPr>
-            <w:tcW w:w="4680" w:type="dxa"/>
+            <w:tcW w:type="dxa" w:w="4680"/>
           </w:tcPr>
           <w:p>
             <w:r>
@@ -4668,7 +3175,7 @@
         </w:tc>
         <w:tc>
           <w:tcPr>
-            <w:tcW w:w="4680" w:type="dxa"/>
+            <w:tcW w:type="dxa" w:w="4680"/>
           </w:tcPr>
           <w:p>
             <w:r>
@@ -4683,18 +3190,17 @@
         </w:trPr>
         <w:tc>
           <w:tcPr>
-            <w:tcW w:w="4680" w:type="dxa"/>
-          </w:tcPr>
-          <w:p>
-            <w:r>
-              <w:lastRenderedPageBreak/>
+            <w:tcW w:type="dxa" w:w="4680"/>
+          </w:tcPr>
+          <w:p>
+            <w:r>
               <w:t>`asn`</w:t>
             </w:r>
           </w:p>
         </w:tc>
         <w:tc>
           <w:tcPr>
-            <w:tcW w:w="4680" w:type="dxa"/>
+            <w:tcW w:type="dxa" w:w="4680"/>
           </w:tcPr>
           <w:p>
             <w:r>
@@ -4709,7 +3215,7 @@
         </w:trPr>
         <w:tc>
           <w:tcPr>
-            <w:tcW w:w="4680" w:type="dxa"/>
+            <w:tcW w:type="dxa" w:w="4680"/>
           </w:tcPr>
           <w:p>
             <w:r>
@@ -4719,7 +3225,7 @@
         </w:tc>
         <w:tc>
           <w:tcPr>
-            <w:tcW w:w="4680" w:type="dxa"/>
+            <w:tcW w:type="dxa" w:w="4680"/>
           </w:tcPr>
           <w:p>
             <w:r>
@@ -4734,7 +3240,7 @@
         </w:trPr>
         <w:tc>
           <w:tcPr>
-            <w:tcW w:w="4680" w:type="dxa"/>
+            <w:tcW w:type="dxa" w:w="4680"/>
           </w:tcPr>
           <w:p>
             <w:r>
@@ -4744,7 +3250,7 @@
         </w:tc>
         <w:tc>
           <w:tcPr>
-            <w:tcW w:w="4680" w:type="dxa"/>
+            <w:tcW w:type="dxa" w:w="4680"/>
           </w:tcPr>
           <w:p>
             <w:r>
@@ -4784,11 +3290,9 @@
       <w:pPr>
         <w:pStyle w:val="Heading3"/>
       </w:pPr>
-      <w:bookmarkStart w:id="16" w:name="_Toc228190290"/>
       <w:r>
         <w:t>Step 7 — Filter by VT Malicious Score</w:t>
       </w:r>
-      <w:bookmarkEnd w:id="16"/>
     </w:p>
     <w:p/>
     <w:p>
@@ -4817,11 +3321,9 @@
       <w:pPr>
         <w:pStyle w:val="Heading3"/>
       </w:pPr>
-      <w:bookmarkStart w:id="17" w:name="_Toc228190291"/>
       <w:r>
         <w:t>Step 8 — Finalize and Rename Columns</w:t>
       </w:r>
-      <w:bookmarkEnd w:id="17"/>
     </w:p>
     <w:p/>
     <w:p>
@@ -4847,12 +3349,12 @@
     <w:tbl>
       <w:tblPr>
         <w:tblStyle w:val="TableGrid"/>
-        <w:tblW w:w="0" w:type="auto"/>
-        <w:tblLook w:val="04A0" w:firstRow="1" w:lastRow="0" w:firstColumn="1" w:lastColumn="0" w:noHBand="0" w:noVBand="1"/>
+        <w:tblW w:type="auto" w:w="0"/>
+        <w:tblLook w:firstColumn="1" w:firstRow="1" w:lastColumn="0" w:lastRow="0" w:noHBand="0" w:noVBand="1" w:val="04A0"/>
       </w:tblPr>
       <w:tblGrid>
-        <w:gridCol w:w="4674"/>
-        <w:gridCol w:w="4676"/>
+        <w:gridCol w:w="4680"/>
+        <w:gridCol w:w="4680"/>
       </w:tblGrid>
       <w:tr>
         <w:trPr>
@@ -4861,7 +3363,7 @@
         </w:trPr>
         <w:tc>
           <w:tcPr>
-            <w:tcW w:w="4680" w:type="dxa"/>
+            <w:tcW w:type="dxa" w:w="4680"/>
           </w:tcPr>
           <w:p>
             <w:r>
@@ -4871,7 +3373,7 @@
         </w:tc>
         <w:tc>
           <w:tcPr>
-            <w:tcW w:w="4680" w:type="dxa"/>
+            <w:tcW w:type="dxa" w:w="4680"/>
           </w:tcPr>
           <w:p>
             <w:r>
@@ -4886,7 +3388,7 @@
         </w:trPr>
         <w:tc>
           <w:tcPr>
-            <w:tcW w:w="4680" w:type="dxa"/>
+            <w:tcW w:type="dxa" w:w="4680"/>
           </w:tcPr>
           <w:p>
             <w:r>
@@ -4896,7 +3398,7 @@
         </w:tc>
         <w:tc>
           <w:tcPr>
-            <w:tcW w:w="4680" w:type="dxa"/>
+            <w:tcW w:type="dxa" w:w="4680"/>
           </w:tcPr>
           <w:p>
             <w:r>
@@ -4911,7 +3413,7 @@
         </w:trPr>
         <w:tc>
           <w:tcPr>
-            <w:tcW w:w="4680" w:type="dxa"/>
+            <w:tcW w:type="dxa" w:w="4680"/>
           </w:tcPr>
           <w:p>
             <w:r>
@@ -4921,7 +3423,7 @@
         </w:tc>
         <w:tc>
           <w:tcPr>
-            <w:tcW w:w="4680" w:type="dxa"/>
+            <w:tcW w:type="dxa" w:w="4680"/>
           </w:tcPr>
           <w:p>
             <w:r>
@@ -4936,7 +3438,7 @@
         </w:trPr>
         <w:tc>
           <w:tcPr>
-            <w:tcW w:w="4680" w:type="dxa"/>
+            <w:tcW w:type="dxa" w:w="4680"/>
           </w:tcPr>
           <w:p>
             <w:r>
@@ -4946,7 +3448,7 @@
         </w:tc>
         <w:tc>
           <w:tcPr>
-            <w:tcW w:w="4680" w:type="dxa"/>
+            <w:tcW w:type="dxa" w:w="4680"/>
           </w:tcPr>
           <w:p>
             <w:r>
@@ -4961,18 +3463,17 @@
         </w:trPr>
         <w:tc>
           <w:tcPr>
-            <w:tcW w:w="4680" w:type="dxa"/>
-          </w:tcPr>
-          <w:p>
-            <w:r>
-              <w:lastRenderedPageBreak/>
+            <w:tcW w:type="dxa" w:w="4680"/>
+          </w:tcPr>
+          <w:p>
+            <w:r>
               <w:t>`shodan_asn`</w:t>
             </w:r>
           </w:p>
         </w:tc>
         <w:tc>
           <w:tcPr>
-            <w:tcW w:w="4680" w:type="dxa"/>
+            <w:tcW w:type="dxa" w:w="4680"/>
           </w:tcPr>
           <w:p>
             <w:r>
@@ -4987,7 +3488,7 @@
         </w:trPr>
         <w:tc>
           <w:tcPr>
-            <w:tcW w:w="4680" w:type="dxa"/>
+            <w:tcW w:type="dxa" w:w="4680"/>
           </w:tcPr>
           <w:p>
             <w:r>
@@ -4997,7 +3498,7 @@
         </w:tc>
         <w:tc>
           <w:tcPr>
-            <w:tcW w:w="4680" w:type="dxa"/>
+            <w:tcW w:type="dxa" w:w="4680"/>
           </w:tcPr>
           <w:p>
             <w:r>
@@ -5012,7 +3513,7 @@
         </w:trPr>
         <w:tc>
           <w:tcPr>
-            <w:tcW w:w="4680" w:type="dxa"/>
+            <w:tcW w:type="dxa" w:w="4680"/>
           </w:tcPr>
           <w:p>
             <w:r>
@@ -5022,7 +3523,7 @@
         </w:tc>
         <w:tc>
           <w:tcPr>
-            <w:tcW w:w="4680" w:type="dxa"/>
+            <w:tcW w:type="dxa" w:w="4680"/>
           </w:tcPr>
           <w:p>
             <w:r>
@@ -5037,7 +3538,7 @@
         </w:trPr>
         <w:tc>
           <w:tcPr>
-            <w:tcW w:w="4680" w:type="dxa"/>
+            <w:tcW w:type="dxa" w:w="4680"/>
           </w:tcPr>
           <w:p>
             <w:r>
@@ -5047,7 +3548,7 @@
         </w:tc>
         <w:tc>
           <w:tcPr>
-            <w:tcW w:w="4680" w:type="dxa"/>
+            <w:tcW w:type="dxa" w:w="4680"/>
           </w:tcPr>
           <w:p>
             <w:r>
@@ -5062,7 +3563,7 @@
         </w:trPr>
         <w:tc>
           <w:tcPr>
-            <w:tcW w:w="4680" w:type="dxa"/>
+            <w:tcW w:type="dxa" w:w="4680"/>
           </w:tcPr>
           <w:p>
             <w:r>
@@ -5072,7 +3573,7 @@
         </w:tc>
         <w:tc>
           <w:tcPr>
-            <w:tcW w:w="4680" w:type="dxa"/>
+            <w:tcW w:type="dxa" w:w="4680"/>
           </w:tcPr>
           <w:p>
             <w:r>
@@ -5087,7 +3588,7 @@
         </w:trPr>
         <w:tc>
           <w:tcPr>
-            <w:tcW w:w="4680" w:type="dxa"/>
+            <w:tcW w:type="dxa" w:w="4680"/>
           </w:tcPr>
           <w:p>
             <w:r>
@@ -5097,7 +3598,7 @@
         </w:tc>
         <w:tc>
           <w:tcPr>
-            <w:tcW w:w="4680" w:type="dxa"/>
+            <w:tcW w:type="dxa" w:w="4680"/>
           </w:tcPr>
           <w:p>
             <w:r>
@@ -5112,7 +3613,7 @@
         </w:trPr>
         <w:tc>
           <w:tcPr>
-            <w:tcW w:w="4680" w:type="dxa"/>
+            <w:tcW w:type="dxa" w:w="4680"/>
           </w:tcPr>
           <w:p>
             <w:r>
@@ -5122,7 +3623,7 @@
         </w:tc>
         <w:tc>
           <w:tcPr>
-            <w:tcW w:w="4680" w:type="dxa"/>
+            <w:tcW w:type="dxa" w:w="4680"/>
           </w:tcPr>
           <w:p>
             <w:r>
@@ -5159,11 +3660,9 @@
       <w:pPr>
         <w:pStyle w:val="Heading3"/>
       </w:pPr>
-      <w:bookmarkStart w:id="18" w:name="_Toc228190292"/>
       <w:r>
         <w:t>Step 9 — Bucket by Partner</w:t>
       </w:r>
-      <w:bookmarkEnd w:id="18"/>
     </w:p>
     <w:p/>
     <w:p>
@@ -5225,11 +3724,9 @@
       <w:pPr>
         <w:pStyle w:val="Heading3"/>
       </w:pPr>
-      <w:bookmarkStart w:id="19" w:name="_Toc228190293"/>
       <w:r>
         <w:t>Step 10 — Save Excel Workbook</w:t>
       </w:r>
-      <w:bookmarkEnd w:id="19"/>
     </w:p>
     <w:p/>
     <w:p>
@@ -5263,8 +3760,8 @@
       </w:r>
     </w:p>
     <w:p>
-      <w:r>
-        <w:lastRenderedPageBreak/>
+      <w:pPr/>
+      <w:r>
         <w:t>Is named using the partner name (sanitized to alphanumeric</w:t>
       </w:r>
       <w:r>
@@ -5281,6 +3778,7 @@
       </w:r>
     </w:p>
     <w:p>
+      <w:pPr/>
       <w:r>
         <w:t xml:space="preserve">Has </w:t>
       </w:r>
@@ -5295,6 +3793,7 @@
       </w:r>
     </w:p>
     <w:p>
+      <w:pPr/>
       <w:r>
         <w:t xml:space="preserve">Has the </w:t>
       </w:r>
@@ -5309,6 +3808,7 @@
       </w:r>
     </w:p>
     <w:p>
+      <w:pPr/>
       <w:r>
         <w:t xml:space="preserve">Has </w:t>
       </w:r>
@@ -5323,6 +3823,7 @@
       </w:r>
     </w:p>
     <w:p>
+      <w:pPr/>
       <w:r>
         <w:t>Strips timezone info from datetime columns to ensure Excel compatibility.</w:t>
       </w:r>
@@ -5338,11 +3839,9 @@
       <w:pPr>
         <w:pStyle w:val="Heading2"/>
       </w:pPr>
-      <w:bookmarkStart w:id="20" w:name="_Toc228190294"/>
       <w:r>
         <w:t>7. Batch Launcher (run_tipper.bat)</w:t>
       </w:r>
-      <w:bookmarkEnd w:id="20"/>
     </w:p>
     <w:p/>
     <w:p>
@@ -5408,14 +3907,13 @@
       <w:pPr>
         <w:pStyle w:val="Heading3"/>
       </w:pPr>
-      <w:bookmarkStart w:id="21" w:name="_Toc228190295"/>
       <w:r>
         <w:t>Execution sequence:</w:t>
       </w:r>
-      <w:bookmarkEnd w:id="21"/>
     </w:p>
     <w:p/>
     <w:p>
+      <w:pPr/>
       <w:r>
         <w:rPr>
           <w:b/>
@@ -5427,6 +3925,7 @@
       </w:r>
     </w:p>
     <w:p>
+      <w:pPr/>
       <w:r>
         <w:rPr>
           <w:b/>
@@ -5438,6 +3937,7 @@
       </w:r>
     </w:p>
     <w:p>
+      <w:pPr/>
       <w:r>
         <w:rPr>
           <w:b/>
@@ -5479,6 +3979,7 @@
       </w:r>
     </w:p>
     <w:p>
+      <w:pPr/>
       <w:r>
         <w:rPr>
           <w:b/>
@@ -5500,6 +4001,7 @@
       </w:r>
     </w:p>
     <w:p>
+      <w:pPr/>
       <w:r>
         <w:rPr>
           <w:b/>
@@ -5511,6 +4013,7 @@
       </w:r>
     </w:p>
     <w:p>
+      <w:pPr/>
       <w:r>
         <w:rPr>
           <w:b/>
@@ -5536,11 +4039,9 @@
       <w:pPr>
         <w:pStyle w:val="Heading3"/>
       </w:pPr>
-      <w:bookmarkStart w:id="22" w:name="_Toc228190296"/>
       <w:r>
         <w:t>Log files:</w:t>
       </w:r>
-      <w:bookmarkEnd w:id="22"/>
     </w:p>
     <w:p>
       <w:pPr>
@@ -5550,13 +4051,13 @@
     <w:tbl>
       <w:tblPr>
         <w:tblStyle w:val="TableGrid"/>
-        <w:tblW w:w="0" w:type="auto"/>
-        <w:tblLook w:val="04A0" w:firstRow="1" w:lastRow="0" w:firstColumn="1" w:lastColumn="0" w:noHBand="0" w:noVBand="1"/>
+        <w:tblW w:type="auto" w:w="0"/>
+        <w:tblLook w:firstColumn="1" w:firstRow="1" w:lastColumn="0" w:lastRow="0" w:noHBand="0" w:noVBand="1" w:val="04A0"/>
       </w:tblPr>
       <w:tblGrid>
-        <w:gridCol w:w="3105"/>
-        <w:gridCol w:w="3156"/>
-        <w:gridCol w:w="3089"/>
+        <w:gridCol w:w="3120"/>
+        <w:gridCol w:w="3120"/>
+        <w:gridCol w:w="3120"/>
       </w:tblGrid>
       <w:tr>
         <w:trPr>
@@ -5565,7 +4066,7 @@
         </w:trPr>
         <w:tc>
           <w:tcPr>
-            <w:tcW w:w="3120" w:type="dxa"/>
+            <w:tcW w:type="dxa" w:w="3120"/>
           </w:tcPr>
           <w:p>
             <w:r>
@@ -5575,7 +4076,7 @@
         </w:tc>
         <w:tc>
           <w:tcPr>
-            <w:tcW w:w="3120" w:type="dxa"/>
+            <w:tcW w:type="dxa" w:w="3120"/>
           </w:tcPr>
           <w:p>
             <w:r>
@@ -5585,7 +4086,7 @@
         </w:tc>
         <w:tc>
           <w:tcPr>
-            <w:tcW w:w="3120" w:type="dxa"/>
+            <w:tcW w:type="dxa" w:w="3120"/>
           </w:tcPr>
           <w:p>
             <w:r>
@@ -5600,7 +4101,7 @@
         </w:trPr>
         <w:tc>
           <w:tcPr>
-            <w:tcW w:w="3120" w:type="dxa"/>
+            <w:tcW w:type="dxa" w:w="3120"/>
           </w:tcPr>
           <w:p>
             <w:r>
@@ -5610,7 +4111,7 @@
         </w:tc>
         <w:tc>
           <w:tcPr>
-            <w:tcW w:w="3120" w:type="dxa"/>
+            <w:tcW w:type="dxa" w:w="3120"/>
           </w:tcPr>
           <w:p>
             <w:r>
@@ -5620,14 +4121,11 @@
         </w:tc>
         <w:tc>
           <w:tcPr>
-            <w:tcW w:w="3120" w:type="dxa"/>
-          </w:tcPr>
-          <w:p>
-            <w:r>
-              <w:t xml:space="preserve">Structured JSON log: Start / PipInstallFailed / End events with timestamps and exit </w:t>
-            </w:r>
-            <w:r>
-              <w:t>codes</w:t>
+            <w:tcW w:type="dxa" w:w="3120"/>
+          </w:tcPr>
+          <w:p>
+            <w:r>
+              <w:t>Structured JSON log: Start / PipInstallFailed / End events with timestamps and exit codes</w:t>
             </w:r>
           </w:p>
         </w:tc>
@@ -5638,7 +4136,7 @@
         </w:trPr>
         <w:tc>
           <w:tcPr>
-            <w:tcW w:w="3120" w:type="dxa"/>
+            <w:tcW w:type="dxa" w:w="3120"/>
           </w:tcPr>
           <w:p>
             <w:r>
@@ -5648,7 +4146,7 @@
         </w:tc>
         <w:tc>
           <w:tcPr>
-            <w:tcW w:w="3120" w:type="dxa"/>
+            <w:tcW w:type="dxa" w:w="3120"/>
           </w:tcPr>
           <w:p>
             <w:r>
@@ -5658,7 +4156,7 @@
         </w:tc>
         <w:tc>
           <w:tcPr>
-            <w:tcW w:w="3120" w:type="dxa"/>
+            <w:tcW w:type="dxa" w:w="3120"/>
           </w:tcPr>
           <w:p>
             <w:r>
@@ -5732,11 +4230,9 @@
       <w:pPr>
         <w:pStyle w:val="Heading2"/>
       </w:pPr>
-      <w:bookmarkStart w:id="23" w:name="_Toc228190297"/>
       <w:r>
         <w:t>8. Output File</w:t>
       </w:r>
-      <w:bookmarkEnd w:id="23"/>
     </w:p>
     <w:p>
       <w:pPr>
@@ -5746,12 +4242,12 @@
     <w:tbl>
       <w:tblPr>
         <w:tblStyle w:val="TableGrid"/>
-        <w:tblW w:w="0" w:type="auto"/>
-        <w:tblLook w:val="04A0" w:firstRow="1" w:lastRow="0" w:firstColumn="1" w:lastColumn="0" w:noHBand="0" w:noVBand="1"/>
+        <w:tblW w:type="auto" w:w="0"/>
+        <w:tblLook w:firstColumn="1" w:firstRow="1" w:lastColumn="0" w:lastRow="0" w:noHBand="0" w:noVBand="1" w:val="04A0"/>
       </w:tblPr>
       <w:tblGrid>
-        <w:gridCol w:w="4671"/>
-        <w:gridCol w:w="4679"/>
+        <w:gridCol w:w="4680"/>
+        <w:gridCol w:w="4680"/>
       </w:tblGrid>
       <w:tr>
         <w:trPr>
@@ -5760,7 +4256,7 @@
         </w:trPr>
         <w:tc>
           <w:tcPr>
-            <w:tcW w:w="4680" w:type="dxa"/>
+            <w:tcW w:type="dxa" w:w="4680"/>
           </w:tcPr>
           <w:p>
             <w:r>
@@ -5770,7 +4266,7 @@
         </w:tc>
         <w:tc>
           <w:tcPr>
-            <w:tcW w:w="4680" w:type="dxa"/>
+            <w:tcW w:type="dxa" w:w="4680"/>
           </w:tcPr>
           <w:p>
             <w:r>
@@ -5785,7 +4281,7 @@
         </w:trPr>
         <w:tc>
           <w:tcPr>
-            <w:tcW w:w="4680" w:type="dxa"/>
+            <w:tcW w:type="dxa" w:w="4680"/>
           </w:tcPr>
           <w:p>
             <w:r>
@@ -5795,7 +4291,7 @@
         </w:tc>
         <w:tc>
           <w:tcPr>
-            <w:tcW w:w="4680" w:type="dxa"/>
+            <w:tcW w:type="dxa" w:w="4680"/>
           </w:tcPr>
           <w:p>
             <w:r>
@@ -5810,7 +4306,7 @@
         </w:trPr>
         <w:tc>
           <w:tcPr>
-            <w:tcW w:w="4680" w:type="dxa"/>
+            <w:tcW w:type="dxa" w:w="4680"/>
           </w:tcPr>
           <w:p>
             <w:r>
@@ -5820,7 +4316,7 @@
         </w:tc>
         <w:tc>
           <w:tcPr>
-            <w:tcW w:w="4680" w:type="dxa"/>
+            <w:tcW w:type="dxa" w:w="4680"/>
           </w:tcPr>
           <w:p>
             <w:r>
@@ -5835,7 +4331,7 @@
         </w:trPr>
         <w:tc>
           <w:tcPr>
-            <w:tcW w:w="4680" w:type="dxa"/>
+            <w:tcW w:type="dxa" w:w="4680"/>
           </w:tcPr>
           <w:p>
             <w:r>
@@ -5845,7 +4341,7 @@
         </w:tc>
         <w:tc>
           <w:tcPr>
-            <w:tcW w:w="4680" w:type="dxa"/>
+            <w:tcW w:type="dxa" w:w="4680"/>
           </w:tcPr>
           <w:p>
             <w:r>
@@ -5860,7 +4356,7 @@
         </w:trPr>
         <w:tc>
           <w:tcPr>
-            <w:tcW w:w="4680" w:type="dxa"/>
+            <w:tcW w:type="dxa" w:w="4680"/>
           </w:tcPr>
           <w:p>
             <w:r>
@@ -5870,7 +4366,7 @@
         </w:tc>
         <w:tc>
           <w:tcPr>
-            <w:tcW w:w="4680" w:type="dxa"/>
+            <w:tcW w:type="dxa" w:w="4680"/>
           </w:tcPr>
           <w:p>
             <w:r>
@@ -5885,7 +4381,7 @@
         </w:trPr>
         <w:tc>
           <w:tcPr>
-            <w:tcW w:w="4680" w:type="dxa"/>
+            <w:tcW w:type="dxa" w:w="4680"/>
           </w:tcPr>
           <w:p>
             <w:r>
@@ -5895,7 +4391,7 @@
         </w:tc>
         <w:tc>
           <w:tcPr>
-            <w:tcW w:w="4680" w:type="dxa"/>
+            <w:tcW w:type="dxa" w:w="4680"/>
           </w:tcPr>
           <w:p>
             <w:r>
@@ -5916,11 +4412,9 @@
       <w:pPr>
         <w:pStyle w:val="Heading2"/>
       </w:pPr>
-      <w:bookmarkStart w:id="24" w:name="_Toc228190298"/>
       <w:r>
         <w:t>9. Troubleshooting</w:t>
       </w:r>
-      <w:bookmarkEnd w:id="24"/>
     </w:p>
     <w:p>
       <w:pPr>
@@ -5930,13 +4424,13 @@
     <w:tbl>
       <w:tblPr>
         <w:tblStyle w:val="TableGrid"/>
-        <w:tblW w:w="0" w:type="auto"/>
-        <w:tblLook w:val="04A0" w:firstRow="1" w:lastRow="0" w:firstColumn="1" w:lastColumn="0" w:noHBand="0" w:noVBand="1"/>
+        <w:tblW w:type="auto" w:w="0"/>
+        <w:tblLook w:firstColumn="1" w:firstRow="1" w:lastColumn="0" w:lastRow="0" w:noHBand="0" w:noVBand="1" w:val="04A0"/>
       </w:tblPr>
       <w:tblGrid>
-        <w:gridCol w:w="3117"/>
-        <w:gridCol w:w="3115"/>
-        <w:gridCol w:w="3118"/>
+        <w:gridCol w:w="3120"/>
+        <w:gridCol w:w="3120"/>
+        <w:gridCol w:w="3120"/>
       </w:tblGrid>
       <w:tr>
         <w:trPr>
@@ -5945,7 +4439,7 @@
         </w:trPr>
         <w:tc>
           <w:tcPr>
-            <w:tcW w:w="3120" w:type="dxa"/>
+            <w:tcW w:type="dxa" w:w="3120"/>
           </w:tcPr>
           <w:p>
             <w:r>
@@ -5955,7 +4449,7 @@
         </w:tc>
         <w:tc>
           <w:tcPr>
-            <w:tcW w:w="3120" w:type="dxa"/>
+            <w:tcW w:type="dxa" w:w="3120"/>
           </w:tcPr>
           <w:p>
             <w:r>
@@ -5965,7 +4459,7 @@
         </w:tc>
         <w:tc>
           <w:tcPr>
-            <w:tcW w:w="3120" w:type="dxa"/>
+            <w:tcW w:type="dxa" w:w="3120"/>
           </w:tcPr>
           <w:p>
             <w:r>
@@ -5980,7 +4474,7 @@
         </w:trPr>
         <w:tc>
           <w:tcPr>
-            <w:tcW w:w="3120" w:type="dxa"/>
+            <w:tcW w:type="dxa" w:w="3120"/>
           </w:tcPr>
           <w:p>
             <w:r>
@@ -5990,7 +4484,7 @@
         </w:tc>
         <w:tc>
           <w:tcPr>
-            <w:tcW w:w="3120" w:type="dxa"/>
+            <w:tcW w:type="dxa" w:w="3120"/>
           </w:tcPr>
           <w:p>
             <w:r>
@@ -6000,7 +4494,7 @@
         </w:tc>
         <w:tc>
           <w:tcPr>
-            <w:tcW w:w="3120" w:type="dxa"/>
+            <w:tcW w:type="dxa" w:w="3120"/>
           </w:tcPr>
           <w:p>
             <w:r>
@@ -6015,7 +4509,7 @@
         </w:trPr>
         <w:tc>
           <w:tcPr>
-            <w:tcW w:w="3120" w:type="dxa"/>
+            <w:tcW w:type="dxa" w:w="3120"/>
           </w:tcPr>
           <w:p>
             <w:r>
@@ -6025,7 +4519,7 @@
         </w:tc>
         <w:tc>
           <w:tcPr>
-            <w:tcW w:w="3120" w:type="dxa"/>
+            <w:tcW w:type="dxa" w:w="3120"/>
           </w:tcPr>
           <w:p>
             <w:r>
@@ -6035,7 +4529,7 @@
         </w:tc>
         <w:tc>
           <w:tcPr>
-            <w:tcW w:w="3120" w:type="dxa"/>
+            <w:tcW w:type="dxa" w:w="3120"/>
           </w:tcPr>
           <w:p>
             <w:r>
@@ -6050,7 +4544,7 @@
         </w:trPr>
         <w:tc>
           <w:tcPr>
-            <w:tcW w:w="3120" w:type="dxa"/>
+            <w:tcW w:type="dxa" w:w="3120"/>
           </w:tcPr>
           <w:p>
             <w:r>
@@ -6060,7 +4554,7 @@
         </w:tc>
         <w:tc>
           <w:tcPr>
-            <w:tcW w:w="3120" w:type="dxa"/>
+            <w:tcW w:type="dxa" w:w="3120"/>
           </w:tcPr>
           <w:p>
             <w:r>
@@ -6070,7 +4564,7 @@
         </w:tc>
         <w:tc>
           <w:tcPr>
-            <w:tcW w:w="3120" w:type="dxa"/>
+            <w:tcW w:type="dxa" w:w="3120"/>
           </w:tcPr>
           <w:p>
             <w:r>
@@ -6085,7 +4579,7 @@
         </w:trPr>
         <w:tc>
           <w:tcPr>
-            <w:tcW w:w="3120" w:type="dxa"/>
+            <w:tcW w:type="dxa" w:w="3120"/>
           </w:tcPr>
           <w:p>
             <w:r>
@@ -6095,7 +4589,7 @@
         </w:tc>
         <w:tc>
           <w:tcPr>
-            <w:tcW w:w="3120" w:type="dxa"/>
+            <w:tcW w:type="dxa" w:w="3120"/>
           </w:tcPr>
           <w:p>
             <w:r>
@@ -6105,7 +4599,7 @@
         </w:tc>
         <w:tc>
           <w:tcPr>
-            <w:tcW w:w="3120" w:type="dxa"/>
+            <w:tcW w:type="dxa" w:w="3120"/>
           </w:tcPr>
           <w:p>
             <w:r>
@@ -6120,7 +4614,7 @@
         </w:trPr>
         <w:tc>
           <w:tcPr>
-            <w:tcW w:w="3120" w:type="dxa"/>
+            <w:tcW w:type="dxa" w:w="3120"/>
           </w:tcPr>
           <w:p>
             <w:r>
@@ -6130,7 +4624,7 @@
         </w:tc>
         <w:tc>
           <w:tcPr>
-            <w:tcW w:w="3120" w:type="dxa"/>
+            <w:tcW w:type="dxa" w:w="3120"/>
           </w:tcPr>
           <w:p>
             <w:r>
@@ -6140,7 +4634,7 @@
         </w:tc>
         <w:tc>
           <w:tcPr>
-            <w:tcW w:w="3120" w:type="dxa"/>
+            <w:tcW w:type="dxa" w:w="3120"/>
           </w:tcPr>
           <w:p>
             <w:r>
@@ -6155,7 +4649,7 @@
         </w:trPr>
         <w:tc>
           <w:tcPr>
-            <w:tcW w:w="3120" w:type="dxa"/>
+            <w:tcW w:type="dxa" w:w="3120"/>
           </w:tcPr>
           <w:p>
             <w:r>
@@ -6165,7 +4659,7 @@
         </w:tc>
         <w:tc>
           <w:tcPr>
-            <w:tcW w:w="3120" w:type="dxa"/>
+            <w:tcW w:type="dxa" w:w="3120"/>
           </w:tcPr>
           <w:p>
             <w:r>
@@ -6175,7 +4669,7 @@
         </w:tc>
         <w:tc>
           <w:tcPr>
-            <w:tcW w:w="3120" w:type="dxa"/>
+            <w:tcW w:type="dxa" w:w="3120"/>
           </w:tcPr>
           <w:p>
             <w:r>
@@ -6190,18 +4684,17 @@
         </w:trPr>
         <w:tc>
           <w:tcPr>
-            <w:tcW w:w="3120" w:type="dxa"/>
-          </w:tcPr>
-          <w:p>
-            <w:r>
-              <w:lastRenderedPageBreak/>
+            <w:tcW w:type="dxa" w:w="3120"/>
+          </w:tcPr>
+          <w:p>
+            <w:r>
               <w:t>Excel file missing for today</w:t>
             </w:r>
           </w:p>
         </w:tc>
         <w:tc>
           <w:tcPr>
-            <w:tcW w:w="3120" w:type="dxa"/>
+            <w:tcW w:type="dxa" w:w="3120"/>
           </w:tcPr>
           <w:p>
             <w:r>
@@ -6211,7 +4704,7 @@
         </w:tc>
         <w:tc>
           <w:tcPr>
-            <w:tcW w:w="3120" w:type="dxa"/>
+            <w:tcW w:type="dxa" w:w="3120"/>
           </w:tcPr>
           <w:p>
             <w:r>
@@ -6226,7 +4719,7 @@
         </w:trPr>
         <w:tc>
           <w:tcPr>
-            <w:tcW w:w="3120" w:type="dxa"/>
+            <w:tcW w:type="dxa" w:w="3120"/>
           </w:tcPr>
           <w:p>
             <w:r>
@@ -6236,7 +4729,7 @@
         </w:tc>
         <w:tc>
           <w:tcPr>
-            <w:tcW w:w="3120" w:type="dxa"/>
+            <w:tcW w:type="dxa" w:w="3120"/>
           </w:tcPr>
           <w:p>
             <w:r>
@@ -6246,7 +4739,7 @@
         </w:tc>
         <w:tc>
           <w:tcPr>
-            <w:tcW w:w="3120" w:type="dxa"/>
+            <w:tcW w:type="dxa" w:w="3120"/>
           </w:tcPr>
           <w:p>
             <w:r>
@@ -6261,7 +4754,7 @@
         </w:trPr>
         <w:tc>
           <w:tcPr>
-            <w:tcW w:w="3120" w:type="dxa"/>
+            <w:tcW w:type="dxa" w:w="3120"/>
           </w:tcPr>
           <w:p>
             <w:r>
@@ -6271,7 +4764,7 @@
         </w:tc>
         <w:tc>
           <w:tcPr>
-            <w:tcW w:w="3120" w:type="dxa"/>
+            <w:tcW w:type="dxa" w:w="3120"/>
           </w:tcPr>
           <w:p>
             <w:r>
@@ -6281,7 +4774,7 @@
         </w:tc>
         <w:tc>
           <w:tcPr>
-            <w:tcW w:w="3120" w:type="dxa"/>
+            <w:tcW w:type="dxa" w:w="3120"/>
           </w:tcPr>
           <w:p>
             <w:r>
@@ -6302,14 +4795,9 @@
       <w:pPr>
         <w:pStyle w:val="Heading2"/>
       </w:pPr>
-      <w:bookmarkStart w:id="25" w:name="_Toc228190299"/>
-      <w:r>
-        <w:t xml:space="preserve">10. Relationship to Other </w:t>
-      </w:r>
-      <w:r>
-        <w:t>Processes</w:t>
-      </w:r>
-      <w:bookmarkEnd w:id="25"/>
+      <w:r>
+        <w:t>10. Relationship to Other Processes</w:t>
+      </w:r>
     </w:p>
     <w:p/>
     <w:p>
@@ -6449,14 +4937,13 @@
       <w:pPr>
         <w:pStyle w:val="Heading2"/>
       </w:pPr>
-      <w:bookmarkStart w:id="26" w:name="_Toc228190300"/>
       <w:r>
         <w:t>11. Related Documents</w:t>
       </w:r>
-      <w:bookmarkEnd w:id="26"/>
     </w:p>
     <w:p/>
     <w:p>
+      <w:pPr/>
       <w:r>
         <w:rPr>
           <w:rFonts w:ascii="Consolas" w:hAnsi="Consolas"/>
@@ -6469,6 +4956,7 @@
       </w:r>
     </w:p>
     <w:p>
+      <w:pPr/>
       <w:r>
         <w:rPr>
           <w:rFonts w:ascii="Consolas" w:hAnsi="Consolas"/>
@@ -6481,6 +4969,7 @@
       </w:r>
     </w:p>
     <w:p>
+      <w:pPr/>
       <w:r>
         <w:rPr>
           <w:rFonts w:ascii="Consolas" w:hAnsi="Consolas"/>
@@ -6496,6 +4985,7 @@
       </w:r>
     </w:p>
     <w:p>
+      <w:pPr/>
       <w:r>
         <w:rPr>
           <w:rFonts w:ascii="Consolas" w:hAnsi="Consolas"/>
@@ -6659,7 +5149,7 @@
               <w:noProof/>
             </w:rPr>
             <w:drawing>
-              <wp:inline distT="0" distB="0" distL="0" distR="0" wp14:anchorId="6FF2C1A5" wp14:editId="4EFBC922">
+              <wp:inline distT="0" distB="0" distL="0" distR="0" wp14:anchorId="72DEBE38" wp14:editId="66345231">
                 <wp:extent cx="957532" cy="444240"/>
                 <wp:effectExtent l="0" t="0" r="0" b="0"/>
                 <wp:docPr id="1601952155" name="Picture 1601952155"/>
@@ -6780,6 +5270,7 @@
         <w:szCs w:val="18"/>
       </w:rPr>
     </w:pPr>
+    <w:proofErr w:type="gramStart"/>
     <w:r>
       <w:rPr>
         <w:rFonts w:ascii="Poppins ExtraBold" w:hAnsi="Poppins ExtraBold" w:cs="Poppins ExtraBold"/>
@@ -6787,6 +5278,7 @@
       </w:rPr>
       <w:t>TLP:AMBER</w:t>
     </w:r>
+    <w:proofErr w:type="gramEnd"/>
   </w:p>
 </w:ftr>
 </file>
@@ -6957,12 +5449,8 @@
         <w:p>
           <w:r>
             <w:t>TLP:AMBER</w:t>
-          </w:r>
-          <w:r>
             <w:br/>
             <w:t>Tipper — Daily Partner Indicator Tips</w:t>
-          </w:r>
-          <w:r>
             <w:br/>
             <w:t>April 2026</w:t>
           </w:r>
@@ -6988,7 +5476,7 @@
               <w:noProof/>
             </w:rPr>
             <w:drawing>
-              <wp:inline distT="0" distB="0" distL="0" distR="0" wp14:anchorId="40ECE3D2" wp14:editId="5AECBCEA">
+              <wp:inline distT="0" distB="0" distL="0" distR="0" wp14:anchorId="7971F684" wp14:editId="240B1539">
                 <wp:extent cx="1524000" cy="482851"/>
                 <wp:effectExtent l="0" t="0" r="0" b="0"/>
                 <wp:docPr id="402729602" name="Picture 1"/>
@@ -7045,7 +5533,7 @@
       <mc:AlternateContent>
         <mc:Choice Requires="wps">
           <w:drawing>
-            <wp:anchor distT="0" distB="0" distL="114300" distR="114300" simplePos="0" relativeHeight="251658240" behindDoc="0" locked="0" layoutInCell="1" allowOverlap="1" wp14:anchorId="47183DBD" wp14:editId="0805689C">
+            <wp:anchor distT="0" distB="0" distL="114300" distR="114300" simplePos="0" relativeHeight="251658240" behindDoc="0" locked="0" layoutInCell="1" allowOverlap="1" wp14:anchorId="5839FB81" wp14:editId="43726EDC">
               <wp:simplePos x="0" y="0"/>
               <wp:positionH relativeFrom="column">
                 <wp:posOffset>-946150</wp:posOffset>
@@ -7123,7 +5611,7 @@
         <w:szCs w:val="22"/>
       </w:rPr>
       <w:drawing>
-        <wp:anchor distT="0" distB="0" distL="114300" distR="114300" simplePos="0" relativeHeight="251661312" behindDoc="0" locked="0" layoutInCell="1" allowOverlap="1" wp14:anchorId="528AE031" wp14:editId="34C7A87E">
+        <wp:anchor distT="0" distB="0" distL="114300" distR="114300" simplePos="0" relativeHeight="251661312" behindDoc="0" locked="0" layoutInCell="1" allowOverlap="1" wp14:anchorId="1813D673" wp14:editId="4C16BC2A">
           <wp:simplePos x="0" y="0"/>
           <wp:positionH relativeFrom="column">
             <wp:posOffset>9591675</wp:posOffset>
@@ -7205,7 +5693,7 @@
       <mc:AlternateContent>
         <mc:Choice Requires="wps">
           <w:drawing>
-            <wp:anchor distT="0" distB="0" distL="114300" distR="114300" simplePos="0" relativeHeight="251662336" behindDoc="0" locked="0" layoutInCell="1" allowOverlap="1" wp14:anchorId="6A97CACE" wp14:editId="5C4C234A">
+            <wp:anchor distT="0" distB="0" distL="114300" distR="114300" simplePos="0" relativeHeight="251662336" behindDoc="0" locked="0" layoutInCell="1" allowOverlap="1" wp14:anchorId="1F3D6E8D" wp14:editId="12C6E227">
               <wp:simplePos x="0" y="0"/>
               <wp:positionH relativeFrom="column">
                 <wp:posOffset>8305800</wp:posOffset>
@@ -7254,6 +5742,7 @@
                               <w:kern w:val="24"/>
                             </w:rPr>
                           </w:pPr>
+                          <w:proofErr w:type="gramStart"/>
                           <w:r>
                             <w:rPr>
                               <w:rFonts w:ascii="Nirmala Text" w:eastAsia="Nirmala Text" w:hAnsi="Nirmala Text" w:cs="Nirmala Text"/>
@@ -7262,7 +5751,18 @@
                               <w:color w:val="F6DD23"/>
                               <w:kern w:val="24"/>
                             </w:rPr>
-                            <w:t>TLP:AMBER+STRICT</w:t>
+                            <w:t>TLP:AMBER</w:t>
+                          </w:r>
+                          <w:proofErr w:type="gramEnd"/>
+                          <w:r>
+                            <w:rPr>
+                              <w:rFonts w:ascii="Nirmala Text" w:eastAsia="Nirmala Text" w:hAnsi="Nirmala Text" w:cs="Nirmala Text"/>
+                              <w:b/>
+                              <w:bCs/>
+                              <w:color w:val="F6DD23"/>
+                              <w:kern w:val="24"/>
+                            </w:rPr>
+                            <w:t>+STRICT</w:t>
                           </w:r>
                         </w:p>
                       </w:txbxContent>
@@ -11854,21 +10354,15 @@
 </file>
 
 <file path=customXml/item1.xml><?xml version="1.0" encoding="utf-8"?>
-<p:properties xmlns:p="http://schemas.microsoft.com/office/2006/metadata/properties" xmlns:xsi="http://www.w3.org/2001/XMLSchema-instance" xmlns:pc="http://schemas.microsoft.com/office/infopath/2007/PartnerControls">
-  <documentManagement>
-    <lcf76f155ced4ddcb4097134ff3c332f xmlns="afb72fb5-58d3-46e0-8b83-6204a9ccb897">
-      <Terms xmlns="http://schemas.microsoft.com/office/infopath/2007/PartnerControls"/>
-    </lcf76f155ced4ddcb4097134ff3c332f>
-    <TaxCatchAll xmlns="7eeb797a-e46d-47e3-9f8b-1124477eb690" xsi:nil="true"/>
-  </documentManagement>
-</p:properties>
+<?mso-contentType ?>
+<FormTemplates xmlns="http://schemas.microsoft.com/sharepoint/v3/contenttype/forms">
+  <Display>DocumentLibraryForm</Display>
+  <Edit>DocumentLibraryForm</Edit>
+  <New>DocumentLibraryForm</New>
+</FormTemplates>
 </file>
 
 <file path=customXml/item2.xml><?xml version="1.0" encoding="utf-8"?>
-<b:Sources xmlns:b="http://schemas.openxmlformats.org/officeDocument/2006/bibliography" xmlns="http://schemas.openxmlformats.org/officeDocument/2006/bibliography" SelectedStyle="/APASixthEditionOfficeOnline.xsl" StyleName="APA" Version="6"/>
-</file>
-
-<file path=customXml/item3.xml><?xml version="1.0" encoding="utf-8"?>
 <ct:contentTypeSchema xmlns:ct="http://schemas.microsoft.com/office/2006/metadata/contentType" xmlns:ma="http://schemas.microsoft.com/office/2006/metadata/properties/metaAttributes" ct:_="" ma:_="" ma:contentTypeName="Document" ma:contentTypeID="0x010100AFCF4B2913B96A488E0F743192725261" ma:contentTypeVersion="10" ma:contentTypeDescription="Create a new document." ma:contentTypeScope="" ma:versionID="2a3907d622944450d873795b62bd3fd1">
   <xsd:schema xmlns:xsd="http://www.w3.org/2001/XMLSchema" xmlns:xs="http://www.w3.org/2001/XMLSchema" xmlns:p="http://schemas.microsoft.com/office/2006/metadata/properties" xmlns:ns2="afb72fb5-58d3-46e0-8b83-6204a9ccb897" xmlns:ns3="7eeb797a-e46d-47e3-9f8b-1124477eb690" targetNamespace="http://schemas.microsoft.com/office/2006/metadata/properties" ma:root="true" ma:fieldsID="95604d8cadeb01aab63de2737106632d" ns2:_="" ns3:_="">
     <xsd:import namespace="afb72fb5-58d3-46e0-8b83-6204a9ccb897"/>
@@ -12057,35 +10551,30 @@
 </ct:contentTypeSchema>
 </file>
 
+<file path=customXml/item3.xml><?xml version="1.0" encoding="utf-8"?>
+<b:Sources xmlns:b="http://schemas.openxmlformats.org/officeDocument/2006/bibliography" xmlns="http://schemas.openxmlformats.org/officeDocument/2006/bibliography" SelectedStyle="/APASixthEditionOfficeOnline.xsl" StyleName="APA" Version="6"/>
+</file>
+
 <file path=customXml/item4.xml><?xml version="1.0" encoding="utf-8"?>
-<?mso-contentType ?>
-<FormTemplates xmlns="http://schemas.microsoft.com/sharepoint/v3/contenttype/forms">
-  <Display>DocumentLibraryForm</Display>
-  <Edit>DocumentLibraryForm</Edit>
-  <New>DocumentLibraryForm</New>
-</FormTemplates>
+<p:properties xmlns:p="http://schemas.microsoft.com/office/2006/metadata/properties" xmlns:xsi="http://www.w3.org/2001/XMLSchema-instance" xmlns:pc="http://schemas.microsoft.com/office/infopath/2007/PartnerControls">
+  <documentManagement>
+    <lcf76f155ced4ddcb4097134ff3c332f xmlns="afb72fb5-58d3-46e0-8b83-6204a9ccb897">
+      <Terms xmlns="http://schemas.microsoft.com/office/infopath/2007/PartnerControls"/>
+    </lcf76f155ced4ddcb4097134ff3c332f>
+    <TaxCatchAll xmlns="7eeb797a-e46d-47e3-9f8b-1124477eb690" xsi:nil="true"/>
+  </documentManagement>
+</p:properties>
 </file>
 
 <file path=customXml/itemProps1.xml><?xml version="1.0" encoding="utf-8"?>
-<ds:datastoreItem xmlns:ds="http://schemas.openxmlformats.org/officeDocument/2006/customXml" ds:itemID="{9B00A5AB-C3F4-4CD2-AAC1-F40B6DF48AEE}">
+<ds:datastoreItem xmlns:ds="http://schemas.openxmlformats.org/officeDocument/2006/customXml" ds:itemID="{4C9DE648-81B7-4867-9DBA-8D42A681444E}">
   <ds:schemaRefs>
-    <ds:schemaRef ds:uri="http://schemas.microsoft.com/office/2006/metadata/properties"/>
-    <ds:schemaRef ds:uri="http://schemas.microsoft.com/office/infopath/2007/PartnerControls"/>
-    <ds:schemaRef ds:uri="afb72fb5-58d3-46e0-8b83-6204a9ccb897"/>
-    <ds:schemaRef ds:uri="7eeb797a-e46d-47e3-9f8b-1124477eb690"/>
+    <ds:schemaRef ds:uri="http://schemas.microsoft.com/sharepoint/v3/contenttype/forms"/>
   </ds:schemaRefs>
 </ds:datastoreItem>
 </file>
 
 <file path=customXml/itemProps2.xml><?xml version="1.0" encoding="utf-8"?>
-<ds:datastoreItem xmlns:ds="http://schemas.openxmlformats.org/officeDocument/2006/customXml" ds:itemID="{019324B5-EF86-1D45-B65C-69FFDDC5F259}">
-  <ds:schemaRefs>
-    <ds:schemaRef ds:uri="http://schemas.openxmlformats.org/officeDocument/2006/bibliography"/>
-  </ds:schemaRefs>
-</ds:datastoreItem>
-</file>
-
-<file path=customXml/itemProps3.xml><?xml version="1.0" encoding="utf-8"?>
 <ds:datastoreItem xmlns:ds="http://schemas.openxmlformats.org/officeDocument/2006/customXml" ds:itemID="{3BB6F7E9-CC77-46A3-8137-2A102AA86487}">
   <ds:schemaRefs>
     <ds:schemaRef ds:uri="http://schemas.microsoft.com/office/2006/metadata/contentType"/>
@@ -12104,10 +10593,21 @@
 </ds:datastoreItem>
 </file>
 
+<file path=customXml/itemProps3.xml><?xml version="1.0" encoding="utf-8"?>
+<ds:datastoreItem xmlns:ds="http://schemas.openxmlformats.org/officeDocument/2006/customXml" ds:itemID="{019324B5-EF86-1D45-B65C-69FFDDC5F259}">
+  <ds:schemaRefs>
+    <ds:schemaRef ds:uri="http://schemas.openxmlformats.org/officeDocument/2006/bibliography"/>
+  </ds:schemaRefs>
+</ds:datastoreItem>
+</file>
+
 <file path=customXml/itemProps4.xml><?xml version="1.0" encoding="utf-8"?>
-<ds:datastoreItem xmlns:ds="http://schemas.openxmlformats.org/officeDocument/2006/customXml" ds:itemID="{4C9DE648-81B7-4867-9DBA-8D42A681444E}">
+<ds:datastoreItem xmlns:ds="http://schemas.openxmlformats.org/officeDocument/2006/customXml" ds:itemID="{9B00A5AB-C3F4-4CD2-AAC1-F40B6DF48AEE}">
   <ds:schemaRefs>
-    <ds:schemaRef ds:uri="http://schemas.microsoft.com/sharepoint/v3/contenttype/forms"/>
+    <ds:schemaRef ds:uri="http://schemas.microsoft.com/office/2006/metadata/properties"/>
+    <ds:schemaRef ds:uri="http://schemas.microsoft.com/office/infopath/2007/PartnerControls"/>
+    <ds:schemaRef ds:uri="afb72fb5-58d3-46e0-8b83-6204a9ccb897"/>
+    <ds:schemaRef ds:uri="7eeb797a-e46d-47e3-9f8b-1124477eb690"/>
   </ds:schemaRefs>
 </ds:datastoreItem>
 </file>
